--- a/Coding 1 - year/Unit 3 - Conditionals/Daily Lesson Plans/Word/Day 67.docx
+++ b/Coding 1 - year/Unit 3 - Conditionals/Daily Lesson Plans/Word/Day 67.docx
@@ -50,12 +50,15 @@
               </w:rPr>
               <w:t xml:space="preserve">Coding I — Full Year</w:t>
             </w:r>
-          </w:p>
-          <w:p>
-            <w:pPr>
-              <w:spacing w:before="40"/>
-              <w:jc w:val="center"/>
-            </w:pPr>
+            <w:r>
+              <w:rPr>
+                <w:rFonts w:ascii="Arial" w:cs="Arial" w:eastAsia="Arial" w:hAnsi="Arial"/>
+                <w:sz w:val="16"/>
+                <w:szCs w:val="16"/>
+              </w:rPr>
+              <w:br/>
+              <w:t xml:space="preserve"/>
+            </w:r>
             <w:r>
               <w:rPr>
                 <w:rFonts w:ascii="Arial" w:cs="Arial" w:eastAsia="Arial" w:hAnsi="Arial"/>
@@ -83,7 +86,7 @@
           <w:rFonts w:ascii="Arial" w:cs="Arial" w:eastAsia="Arial" w:hAnsi="Arial"/>
           <w:b/>
           <w:bCs/>
-          <w:color w:val="1F3864"/>
+          <w:color w:val="2B5797"/>
           <w:sz w:val="32"/>
           <w:szCs w:val="32"/>
         </w:rPr>
@@ -261,9 +264,9 @@
               <w:right w:val="single" w:color="CCCCCC" w:sz="1"/>
             </w:tcBorders>
             <w:tcMar>
-              <w:top w:type="dxa" w:w="60"/>
+              <w:top w:type="dxa" w:w="80"/>
               <w:left w:type="dxa" w:w="120"/>
-              <w:bottom w:type="dxa" w:w="60"/>
+              <w:bottom w:type="dxa" w:w="80"/>
               <w:right w:type="dxa" w:w="120"/>
             </w:tcMar>
           </w:tcPr>
@@ -290,20 +293,147 @@
               <w:right w:val="single" w:color="CCCCCC" w:sz="1"/>
             </w:tcBorders>
             <w:tcMar>
-              <w:top w:type="dxa" w:w="60"/>
+              <w:top w:type="dxa" w:w="80"/>
               <w:left w:type="dxa" w:w="120"/>
-              <w:bottom w:type="dxa" w:w="60"/>
+              <w:bottom w:type="dxa" w:w="80"/>
               <w:right w:type="dxa" w:w="120"/>
             </w:tcMar>
           </w:tcPr>
           <w:p>
-            <w:r>
-              <w:rPr>
-                <w:rFonts w:ascii="Arial" w:cs="Arial" w:eastAsia="Arial" w:hAnsi="Arial"/>
-                <w:sz w:val="20"/>
-                <w:szCs w:val="20"/>
+            <w:pPr>
+              <w:spacing w:after="80" w:before="80"/>
+            </w:pPr>
+            <w:r>
+              <w:rPr>
+                <w:rFonts w:ascii="Arial" w:cs="Arial" w:eastAsia="Arial" w:hAnsi="Arial"/>
+                <w:b/>
+                <w:bCs/>
+                <w:i w:val="false"/>
+                <w:iCs w:val="false"/>
+                <w:color w:val="000000"/>
+                <w:sz w:val="22"/>
+                <w:szCs w:val="22"/>
               </w:rPr>
               <w:t xml:space="preserve">Bell Ringer / Review</w:t>
+            </w:r>
+            <w:r>
+              <w:rPr>
+                <w:rFonts w:ascii="Arial" w:cs="Arial" w:eastAsia="Arial" w:hAnsi="Arial"/>
+                <w:sz w:val="20"/>
+                <w:szCs w:val="20"/>
+              </w:rPr>
+              <w:br/>
+              <w:t xml:space="preserve"/>
+            </w:r>
+            <w:r>
+              <w:rPr>
+                <w:rFonts w:ascii="Arial" w:cs="Arial" w:eastAsia="Arial" w:hAnsi="Arial"/>
+                <w:sz w:val="20"/>
+                <w:szCs w:val="20"/>
+              </w:rPr>
+              <w:br/>
+              <w:t xml:space="preserve"/>
+            </w:r>
+            <w:r>
+              <w:rPr>
+                <w:rFonts w:ascii="Arial" w:cs="Arial" w:eastAsia="Arial" w:hAnsi="Arial"/>
+                <w:b/>
+                <w:bCs/>
+                <w:i w:val="false"/>
+                <w:iCs w:val="false"/>
+                <w:color w:val="000000"/>
+                <w:sz w:val="20"/>
+                <w:szCs w:val="20"/>
+              </w:rPr>
+              <w:t xml:space="preserve">Quick Write </w:t>
+            </w:r>
+            <w:r>
+              <w:rPr>
+                <w:rFonts w:ascii="Arial" w:cs="Arial" w:eastAsia="Arial" w:hAnsi="Arial"/>
+                <w:b w:val="false"/>
+                <w:bCs w:val="false"/>
+                <w:i w:val="false"/>
+                <w:iCs w:val="false"/>
+                <w:color w:val="000000"/>
+                <w:sz w:val="20"/>
+                <w:szCs w:val="20"/>
+              </w:rPr>
+              <w:t xml:space="preserve">(3 min — written or verbal):</w:t>
+            </w:r>
+            <w:r>
+              <w:rPr>
+                <w:rFonts w:ascii="Arial" w:cs="Arial" w:eastAsia="Arial" w:hAnsi="Arial"/>
+                <w:sz w:val="20"/>
+                <w:szCs w:val="20"/>
+              </w:rPr>
+              <w:br/>
+              <w:t xml:space="preserve"/>
+            </w:r>
+            <w:r>
+              <w:rPr>
+                <w:rFonts w:ascii="Arial" w:cs="Arial" w:eastAsia="Arial" w:hAnsi="Arial"/>
+                <w:b w:val="false"/>
+                <w:bCs w:val="false"/>
+                <w:i w:val="false"/>
+                <w:iCs w:val="false"/>
+                <w:color w:val="000000"/>
+                <w:sz w:val="20"/>
+                <w:szCs w:val="20"/>
+              </w:rPr>
+              <w:t xml:space="preserve">    In your own words: Trace through conditional code and predict exact output without running it?</w:t>
+            </w:r>
+            <w:r>
+              <w:rPr>
+                <w:rFonts w:ascii="Arial" w:cs="Arial" w:eastAsia="Arial" w:hAnsi="Arial"/>
+                <w:sz w:val="20"/>
+                <w:szCs w:val="20"/>
+              </w:rPr>
+              <w:br/>
+              <w:t xml:space="preserve"/>
+            </w:r>
+            <w:r>
+              <w:rPr>
+                <w:rFonts w:ascii="Arial" w:cs="Arial" w:eastAsia="Arial" w:hAnsi="Arial"/>
+                <w:sz w:val="20"/>
+                <w:szCs w:val="20"/>
+              </w:rPr>
+              <w:br/>
+              <w:t xml:space="preserve"/>
+            </w:r>
+            <w:r>
+              <w:rPr>
+                <w:rFonts w:ascii="Arial" w:cs="Arial" w:eastAsia="Arial" w:hAnsi="Arial"/>
+                <w:b w:val="false"/>
+                <w:bCs w:val="false"/>
+                <w:i/>
+                <w:iCs/>
+                <w:color w:val="444444"/>
+                <w:sz w:val="20"/>
+                <w:szCs w:val="20"/>
+              </w:rPr>
+              <w:t xml:space="preserve">Today's Goal: By the end of class you will be able to trace through conditional code and predict exact output without running it.</w:t>
+            </w:r>
+            <w:r>
+              <w:rPr>
+                <w:rFonts w:ascii="Arial" w:cs="Arial" w:eastAsia="Arial" w:hAnsi="Arial"/>
+                <w:sz w:val="20"/>
+                <w:szCs w:val="20"/>
+              </w:rPr>
+              <w:br/>
+              <w:t xml:space="preserve"/>
+            </w:r>
+            <w:r>
+              <w:rPr>
+                <w:rFonts w:ascii="Arial" w:cs="Arial" w:eastAsia="Arial" w:hAnsi="Arial"/>
+                <w:b w:val="false"/>
+                <w:bCs w:val="false"/>
+                <w:i/>
+                <w:iCs/>
+                <w:color w:val="555555"/>
+                <w:sz w:val="20"/>
+                <w:szCs w:val="20"/>
+              </w:rPr>
+              <w:t xml:space="preserve">→ Pair-share your response, then 2–3 students share with the class.</w:t>
             </w:r>
           </w:p>
         </w:tc>
@@ -319,9 +449,9 @@
               <w:right w:val="single" w:color="CCCCCC" w:sz="1"/>
             </w:tcBorders>
             <w:tcMar>
-              <w:top w:type="dxa" w:w="60"/>
+              <w:top w:type="dxa" w:w="80"/>
               <w:left w:type="dxa" w:w="120"/>
-              <w:bottom w:type="dxa" w:w="60"/>
+              <w:bottom w:type="dxa" w:w="80"/>
               <w:right w:type="dxa" w:w="120"/>
             </w:tcMar>
           </w:tcPr>
@@ -348,20 +478,164 @@
               <w:right w:val="single" w:color="CCCCCC" w:sz="1"/>
             </w:tcBorders>
             <w:tcMar>
-              <w:top w:type="dxa" w:w="60"/>
+              <w:top w:type="dxa" w:w="80"/>
               <w:left w:type="dxa" w:w="120"/>
-              <w:bottom w:type="dxa" w:w="60"/>
+              <w:bottom w:type="dxa" w:w="80"/>
               <w:right w:type="dxa" w:w="120"/>
             </w:tcMar>
           </w:tcPr>
           <w:p>
-            <w:r>
-              <w:rPr>
-                <w:rFonts w:ascii="Arial" w:cs="Arial" w:eastAsia="Arial" w:hAnsi="Arial"/>
-                <w:sz w:val="20"/>
-                <w:szCs w:val="20"/>
-              </w:rPr>
-              <w:t xml:space="preserve">Mini Lesson: Review — Code Tracing &amp; Execution Flow</w:t>
+            <w:pPr>
+              <w:spacing w:after="80" w:before="80"/>
+            </w:pPr>
+            <w:r>
+              <w:rPr>
+                <w:rFonts w:ascii="Arial" w:cs="Arial" w:eastAsia="Arial" w:hAnsi="Arial"/>
+                <w:b/>
+                <w:bCs/>
+                <w:i w:val="false"/>
+                <w:iCs w:val="false"/>
+                <w:color w:val="000000"/>
+                <w:sz w:val="22"/>
+                <w:szCs w:val="22"/>
+              </w:rPr>
+              <w:t xml:space="preserve">Mini Lesson: </w:t>
+            </w:r>
+            <w:r>
+              <w:rPr>
+                <w:rFonts w:ascii="Arial" w:cs="Arial" w:eastAsia="Arial" w:hAnsi="Arial"/>
+                <w:b w:val="false"/>
+                <w:bCs w:val="false"/>
+                <w:i w:val="false"/>
+                <w:iCs w:val="false"/>
+                <w:color w:val="000000"/>
+                <w:sz w:val="22"/>
+                <w:szCs w:val="22"/>
+              </w:rPr>
+              <w:t xml:space="preserve">Review — Code Tracing &amp; Execution Flow</w:t>
+            </w:r>
+            <w:r>
+              <w:rPr>
+                <w:rFonts w:ascii="Arial" w:cs="Arial" w:eastAsia="Arial" w:hAnsi="Arial"/>
+                <w:sz w:val="20"/>
+                <w:szCs w:val="20"/>
+              </w:rPr>
+              <w:br/>
+              <w:t xml:space="preserve"/>
+            </w:r>
+            <w:r>
+              <w:rPr>
+                <w:rFonts w:ascii="Arial" w:cs="Arial" w:eastAsia="Arial" w:hAnsi="Arial"/>
+                <w:sz w:val="20"/>
+                <w:szCs w:val="20"/>
+              </w:rPr>
+              <w:br/>
+              <w:t xml:space="preserve"/>
+            </w:r>
+            <w:r>
+              <w:rPr>
+                <w:rFonts w:ascii="Arial" w:cs="Arial" w:eastAsia="Arial" w:hAnsi="Arial"/>
+                <w:b/>
+                <w:bCs/>
+                <w:i/>
+                <w:iCs/>
+                <w:color w:val="000000"/>
+                <w:sz w:val="20"/>
+                <w:szCs w:val="20"/>
+              </w:rPr>
+              <w:t xml:space="preserve">Learning Target: </w:t>
+            </w:r>
+            <w:r>
+              <w:rPr>
+                <w:rFonts w:ascii="Arial" w:cs="Arial" w:eastAsia="Arial" w:hAnsi="Arial"/>
+                <w:b w:val="false"/>
+                <w:bCs w:val="false"/>
+                <w:i/>
+                <w:iCs/>
+                <w:color w:val="333333"/>
+                <w:sz w:val="20"/>
+                <w:szCs w:val="20"/>
+              </w:rPr>
+              <w:t xml:space="preserve">I can trace through conditional code and predict exact output without running it.</w:t>
+            </w:r>
+            <w:r>
+              <w:rPr>
+                <w:rFonts w:ascii="Arial" w:cs="Arial" w:eastAsia="Arial" w:hAnsi="Arial"/>
+                <w:sz w:val="20"/>
+                <w:szCs w:val="20"/>
+              </w:rPr>
+              <w:br/>
+              <w:t xml:space="preserve"/>
+            </w:r>
+            <w:r>
+              <w:rPr>
+                <w:rFonts w:ascii="Arial" w:cs="Arial" w:eastAsia="Arial" w:hAnsi="Arial"/>
+                <w:sz w:val="20"/>
+                <w:szCs w:val="20"/>
+              </w:rPr>
+              <w:br/>
+              <w:t xml:space="preserve"/>
+            </w:r>
+            <w:r>
+              <w:rPr>
+                <w:rFonts w:ascii="Arial" w:cs="Arial" w:eastAsia="Arial" w:hAnsi="Arial"/>
+                <w:b/>
+                <w:bCs/>
+                <w:i/>
+                <w:iCs/>
+                <w:color w:val="555555"/>
+                <w:sz w:val="20"/>
+                <w:szCs w:val="20"/>
+              </w:rPr>
+              <w:t xml:space="preserve">→ Live Demo — </w:t>
+            </w:r>
+            <w:r>
+              <w:rPr>
+                <w:rFonts w:ascii="Arial" w:cs="Arial" w:eastAsia="Arial" w:hAnsi="Arial"/>
+                <w:b w:val="false"/>
+                <w:bCs w:val="false"/>
+                <w:i/>
+                <w:iCs/>
+                <w:color w:val="555555"/>
+                <w:sz w:val="20"/>
+                <w:szCs w:val="20"/>
+              </w:rPr>
+              <w:t xml:space="preserve">type examples as students follow along in their own editor.</w:t>
+            </w:r>
+            <w:r>
+              <w:rPr>
+                <w:rFonts w:ascii="Arial" w:cs="Arial" w:eastAsia="Arial" w:hAnsi="Arial"/>
+                <w:sz w:val="20"/>
+                <w:szCs w:val="20"/>
+              </w:rPr>
+              <w:br/>
+              <w:t xml:space="preserve"/>
+            </w:r>
+            <w:r>
+              <w:rPr>
+                <w:rFonts w:ascii="Arial" w:cs="Arial" w:eastAsia="Arial" w:hAnsi="Arial"/>
+                <w:b/>
+                <w:bCs/>
+                <w:i/>
+                <w:iCs/>
+                <w:color w:val="555555"/>
+                <w:sz w:val="20"/>
+                <w:szCs w:val="20"/>
+              </w:rPr>
+              <w:t xml:space="preserve">→ Check for Understanding: </w:t>
+            </w:r>
+            <w:r>
+              <w:rPr>
+                <w:rFonts w:ascii="Arial" w:cs="Arial" w:eastAsia="Arial" w:hAnsi="Arial"/>
+                <w:b w:val="false"/>
+                <w:bCs w:val="false"/>
+                <w:i/>
+                <w:iCs/>
+                <w:color w:val="555555"/>
+                <w:sz w:val="20"/>
+                <w:szCs w:val="20"/>
+              </w:rPr>
+              <w:t xml:space="preserve">pause and cold-call: “Can someone explain what we just did in their own words?”</w:t>
             </w:r>
           </w:p>
         </w:tc>
@@ -377,9 +651,9 @@
               <w:right w:val="single" w:color="CCCCCC" w:sz="1"/>
             </w:tcBorders>
             <w:tcMar>
-              <w:top w:type="dxa" w:w="60"/>
+              <w:top w:type="dxa" w:w="80"/>
               <w:left w:type="dxa" w:w="120"/>
-              <w:bottom w:type="dxa" w:w="60"/>
+              <w:bottom w:type="dxa" w:w="80"/>
               <w:right w:type="dxa" w:w="120"/>
             </w:tcMar>
           </w:tcPr>
@@ -392,7 +666,7 @@
                 <w:sz w:val="20"/>
                 <w:szCs w:val="20"/>
               </w:rPr>
-              <w:t xml:space="preserve">15-20 min</w:t>
+              <w:t xml:space="preserve">15–20 min</w:t>
             </w:r>
           </w:p>
         </w:tc>
@@ -406,20 +680,81 @@
               <w:right w:val="single" w:color="CCCCCC" w:sz="1"/>
             </w:tcBorders>
             <w:tcMar>
-              <w:top w:type="dxa" w:w="60"/>
+              <w:top w:type="dxa" w:w="80"/>
               <w:left w:type="dxa" w:w="120"/>
-              <w:bottom w:type="dxa" w:w="60"/>
+              <w:bottom w:type="dxa" w:w="80"/>
               <w:right w:type="dxa" w:w="120"/>
             </w:tcMar>
           </w:tcPr>
           <w:p>
-            <w:r>
-              <w:rPr>
-                <w:rFonts w:ascii="Arial" w:cs="Arial" w:eastAsia="Arial" w:hAnsi="Arial"/>
-                <w:sz w:val="20"/>
-                <w:szCs w:val="20"/>
+            <w:pPr>
+              <w:spacing w:after="80" w:before="80"/>
+            </w:pPr>
+            <w:r>
+              <w:rPr>
+                <w:rFonts w:ascii="Arial" w:cs="Arial" w:eastAsia="Arial" w:hAnsi="Arial"/>
+                <w:b/>
+                <w:bCs/>
+                <w:i w:val="false"/>
+                <w:iCs w:val="false"/>
+                <w:color w:val="000000"/>
+                <w:sz w:val="22"/>
+                <w:szCs w:val="22"/>
               </w:rPr>
               <w:t xml:space="preserve">Independent Practice / Code Along</w:t>
+            </w:r>
+            <w:r>
+              <w:rPr>
+                <w:rFonts w:ascii="Arial" w:cs="Arial" w:eastAsia="Arial" w:hAnsi="Arial"/>
+                <w:sz w:val="20"/>
+                <w:szCs w:val="20"/>
+              </w:rPr>
+              <w:br/>
+              <w:t xml:space="preserve"/>
+            </w:r>
+            <w:r>
+              <w:rPr>
+                <w:rFonts w:ascii="Arial" w:cs="Arial" w:eastAsia="Arial" w:hAnsi="Arial"/>
+                <w:b w:val="false"/>
+                <w:bCs w:val="false"/>
+                <w:i w:val="false"/>
+                <w:iCs w:val="false"/>
+                <w:color w:val="000000"/>
+                <w:sz w:val="20"/>
+                <w:szCs w:val="20"/>
+              </w:rPr>
+              <w:t xml:space="preserve">    Work through problems from the day's exercise set.</w:t>
+            </w:r>
+            <w:r>
+              <w:rPr>
+                <w:rFonts w:ascii="Arial" w:cs="Arial" w:eastAsia="Arial" w:hAnsi="Arial"/>
+                <w:sz w:val="20"/>
+                <w:szCs w:val="20"/>
+              </w:rPr>
+              <w:br/>
+              <w:t xml:space="preserve"/>
+            </w:r>
+            <w:r>
+              <w:rPr>
+                <w:rFonts w:ascii="Arial" w:cs="Arial" w:eastAsia="Arial" w:hAnsi="Arial"/>
+                <w:sz w:val="20"/>
+                <w:szCs w:val="20"/>
+              </w:rPr>
+              <w:br/>
+              <w:t xml:space="preserve"/>
+            </w:r>
+            <w:r>
+              <w:rPr>
+                <w:rFonts w:ascii="Arial" w:cs="Arial" w:eastAsia="Arial" w:hAnsi="Arial"/>
+                <w:b w:val="false"/>
+                <w:bCs w:val="false"/>
+                <w:i/>
+                <w:iCs/>
+                <w:color w:val="555555"/>
+                <w:sz w:val="20"/>
+                <w:szCs w:val="20"/>
+              </w:rPr>
+              <w:t xml:space="preserve">→ Teacher circulates — offer hints, check for understanding.</w:t>
             </w:r>
           </w:p>
         </w:tc>
@@ -435,9 +770,9 @@
               <w:right w:val="single" w:color="CCCCCC" w:sz="1"/>
             </w:tcBorders>
             <w:tcMar>
-              <w:top w:type="dxa" w:w="60"/>
+              <w:top w:type="dxa" w:w="80"/>
               <w:left w:type="dxa" w:w="120"/>
-              <w:bottom w:type="dxa" w:w="60"/>
+              <w:bottom w:type="dxa" w:w="80"/>
               <w:right w:type="dxa" w:w="120"/>
             </w:tcMar>
           </w:tcPr>
@@ -464,20 +799,90 @@
               <w:right w:val="single" w:color="CCCCCC" w:sz="1"/>
             </w:tcBorders>
             <w:tcMar>
-              <w:top w:type="dxa" w:w="60"/>
+              <w:top w:type="dxa" w:w="80"/>
               <w:left w:type="dxa" w:w="120"/>
-              <w:bottom w:type="dxa" w:w="60"/>
+              <w:bottom w:type="dxa" w:w="80"/>
               <w:right w:type="dxa" w:w="120"/>
             </w:tcMar>
           </w:tcPr>
           <w:p>
-            <w:r>
-              <w:rPr>
-                <w:rFonts w:ascii="Arial" w:cs="Arial" w:eastAsia="Arial" w:hAnsi="Arial"/>
-                <w:sz w:val="20"/>
-                <w:szCs w:val="20"/>
+            <w:pPr>
+              <w:spacing w:after="80" w:before="80"/>
+            </w:pPr>
+            <w:r>
+              <w:rPr>
+                <w:rFonts w:ascii="Arial" w:cs="Arial" w:eastAsia="Arial" w:hAnsi="Arial"/>
+                <w:b/>
+                <w:bCs/>
+                <w:i w:val="false"/>
+                <w:iCs w:val="false"/>
+                <w:color w:val="000000"/>
+                <w:sz w:val="22"/>
+                <w:szCs w:val="22"/>
               </w:rPr>
               <w:t xml:space="preserve">Exit Ticket / Wrap-Up</w:t>
+            </w:r>
+            <w:r>
+              <w:rPr>
+                <w:rFonts w:ascii="Arial" w:cs="Arial" w:eastAsia="Arial" w:hAnsi="Arial"/>
+                <w:sz w:val="20"/>
+                <w:szCs w:val="20"/>
+              </w:rPr>
+              <w:br/>
+              <w:t xml:space="preserve"/>
+            </w:r>
+            <w:r>
+              <w:rPr>
+                <w:rFonts w:ascii="Arial" w:cs="Arial" w:eastAsia="Arial" w:hAnsi="Arial"/>
+                <w:sz w:val="20"/>
+                <w:szCs w:val="20"/>
+              </w:rPr>
+              <w:br/>
+              <w:t xml:space="preserve"/>
+            </w:r>
+            <w:r>
+              <w:rPr>
+                <w:rFonts w:ascii="Arial" w:cs="Arial" w:eastAsia="Arial" w:hAnsi="Arial"/>
+                <w:b w:val="false"/>
+                <w:bCs w:val="false"/>
+                <w:i w:val="false"/>
+                <w:iCs w:val="false"/>
+                <w:color w:val="000000"/>
+                <w:sz w:val="20"/>
+                <w:szCs w:val="20"/>
+              </w:rPr>
+              <w:t xml:space="preserve">Quick Check: Trace through conditional code and predict exact output without running it?</w:t>
+            </w:r>
+            <w:r>
+              <w:rPr>
+                <w:rFonts w:ascii="Arial" w:cs="Arial" w:eastAsia="Arial" w:hAnsi="Arial"/>
+                <w:sz w:val="20"/>
+                <w:szCs w:val="20"/>
+              </w:rPr>
+              <w:br/>
+              <w:t xml:space="preserve"/>
+            </w:r>
+            <w:r>
+              <w:rPr>
+                <w:rFonts w:ascii="Arial" w:cs="Arial" w:eastAsia="Arial" w:hAnsi="Arial"/>
+                <w:sz w:val="20"/>
+                <w:szCs w:val="20"/>
+              </w:rPr>
+              <w:br/>
+              <w:t xml:space="preserve"/>
+            </w:r>
+            <w:r>
+              <w:rPr>
+                <w:rFonts w:ascii="Arial" w:cs="Arial" w:eastAsia="Arial" w:hAnsi="Arial"/>
+                <w:b w:val="false"/>
+                <w:bCs w:val="false"/>
+                <w:i/>
+                <w:iCs/>
+                <w:color w:val="555555"/>
+                <w:sz w:val="20"/>
+                <w:szCs w:val="20"/>
+              </w:rPr>
+              <w:t xml:space="preserve">→ 3–2–1: Name 3 things learned, 2 new vocab words, 1 question you still have.</w:t>
             </w:r>
           </w:p>
         </w:tc>
@@ -643,20 +1048,72 @@
                 <w:sz w:val="18"/>
                 <w:szCs w:val="18"/>
               </w:rPr>
-              <w:t xml:space="preserve">Big</w:t>
-            </w:r>
-          </w:p>
-          <w:p>
-            <w:pPr>
-              <w:spacing w:after="20"/>
-            </w:pPr>
-            <w:r>
-              <w:rPr>
-                <w:rFonts w:ascii="Courier New" w:cs="Courier New" w:eastAsia="Courier New" w:hAnsi="Courier New"/>
-                <w:sz w:val="18"/>
-                <w:szCs w:val="18"/>
-              </w:rPr>
-              <w:t xml:space="preserve">Done</w:t>
+              <w:t xml:space="preserve">score = 85</w:t>
+            </w:r>
+          </w:p>
+          <w:p>
+            <w:pPr>
+              <w:spacing w:after="20"/>
+            </w:pPr>
+            <w:r>
+              <w:rPr>
+                <w:rFonts w:ascii="Courier New" w:cs="Courier New" w:eastAsia="Courier New" w:hAnsi="Courier New"/>
+                <w:sz w:val="18"/>
+                <w:szCs w:val="18"/>
+              </w:rPr>
+              <w:t xml:space="preserve">if score &gt;= 90:</w:t>
+            </w:r>
+          </w:p>
+          <w:p>
+            <w:pPr>
+              <w:spacing w:after="20"/>
+            </w:pPr>
+            <w:r>
+              <w:rPr>
+                <w:rFonts w:ascii="Courier New" w:cs="Courier New" w:eastAsia="Courier New" w:hAnsi="Courier New"/>
+                <w:sz w:val="18"/>
+                <w:szCs w:val="18"/>
+              </w:rPr>
+              <w:t xml:space="preserve">    print("A")</w:t>
+            </w:r>
+          </w:p>
+          <w:p>
+            <w:pPr>
+              <w:spacing w:after="20"/>
+            </w:pPr>
+            <w:r>
+              <w:rPr>
+                <w:rFonts w:ascii="Courier New" w:cs="Courier New" w:eastAsia="Courier New" w:hAnsi="Courier New"/>
+                <w:sz w:val="18"/>
+                <w:szCs w:val="18"/>
+              </w:rPr>
+              <w:t xml:space="preserve">else:</w:t>
+            </w:r>
+          </w:p>
+          <w:p>
+            <w:pPr>
+              <w:spacing w:after="20"/>
+            </w:pPr>
+            <w:r>
+              <w:rPr>
+                <w:rFonts w:ascii="Courier New" w:cs="Courier New" w:eastAsia="Courier New" w:hAnsi="Courier New"/>
+                <w:sz w:val="18"/>
+                <w:szCs w:val="18"/>
+              </w:rPr>
+              <w:t xml:space="preserve">    print("Not A")</w:t>
+            </w:r>
+          </w:p>
+          <w:p>
+            <w:pPr>
+              <w:spacing w:after="20"/>
+            </w:pPr>
+            <w:r>
+              <w:rPr>
+                <w:rFonts w:ascii="Courier New" w:cs="Courier New" w:eastAsia="Courier New" w:hAnsi="Courier New"/>
+                <w:sz w:val="18"/>
+                <w:szCs w:val="18"/>
+              </w:rPr>
+              <w:t xml:space="preserve">print("Finished")</w:t>
             </w:r>
           </w:p>
         </w:tc>
@@ -710,72 +1167,20 @@
                 <w:sz w:val="18"/>
                 <w:szCs w:val="18"/>
               </w:rPr>
-              <w:t xml:space="preserve">score = 85</w:t>
-            </w:r>
-          </w:p>
-          <w:p>
-            <w:pPr>
-              <w:spacing w:after="20"/>
-            </w:pPr>
-            <w:r>
-              <w:rPr>
-                <w:rFonts w:ascii="Courier New" w:cs="Courier New" w:eastAsia="Courier New" w:hAnsi="Courier New"/>
-                <w:sz w:val="18"/>
-                <w:szCs w:val="18"/>
-              </w:rPr>
-              <w:t xml:space="preserve">if score &gt;= 90:</w:t>
-            </w:r>
-          </w:p>
-          <w:p>
-            <w:pPr>
-              <w:spacing w:after="20"/>
-            </w:pPr>
-            <w:r>
-              <w:rPr>
-                <w:rFonts w:ascii="Courier New" w:cs="Courier New" w:eastAsia="Courier New" w:hAnsi="Courier New"/>
-                <w:sz w:val="18"/>
-                <w:szCs w:val="18"/>
-              </w:rPr>
-              <w:t xml:space="preserve">    print("A")</w:t>
-            </w:r>
-          </w:p>
-          <w:p>
-            <w:pPr>
-              <w:spacing w:after="20"/>
-            </w:pPr>
-            <w:r>
-              <w:rPr>
-                <w:rFonts w:ascii="Courier New" w:cs="Courier New" w:eastAsia="Courier New" w:hAnsi="Courier New"/>
-                <w:sz w:val="18"/>
-                <w:szCs w:val="18"/>
-              </w:rPr>
-              <w:t xml:space="preserve">else:</w:t>
-            </w:r>
-          </w:p>
-          <w:p>
-            <w:pPr>
-              <w:spacing w:after="20"/>
-            </w:pPr>
-            <w:r>
-              <w:rPr>
-                <w:rFonts w:ascii="Courier New" w:cs="Courier New" w:eastAsia="Courier New" w:hAnsi="Courier New"/>
-                <w:sz w:val="18"/>
-                <w:szCs w:val="18"/>
-              </w:rPr>
-              <w:t xml:space="preserve">    print("Not A")</w:t>
-            </w:r>
-          </w:p>
-          <w:p>
-            <w:pPr>
-              <w:spacing w:after="20"/>
-            </w:pPr>
-            <w:r>
-              <w:rPr>
-                <w:rFonts w:ascii="Courier New" w:cs="Courier New" w:eastAsia="Courier New" w:hAnsi="Courier New"/>
-                <w:sz w:val="18"/>
-                <w:szCs w:val="18"/>
-              </w:rPr>
-              <w:t xml:space="preserve">print("Finished")</w:t>
+              <w:t xml:space="preserve">Not A</w:t>
+            </w:r>
+          </w:p>
+          <w:p>
+            <w:pPr>
+              <w:spacing w:after="20"/>
+            </w:pPr>
+            <w:r>
+              <w:rPr>
+                <w:rFonts w:ascii="Courier New" w:cs="Courier New" w:eastAsia="Courier New" w:hAnsi="Courier New"/>
+                <w:sz w:val="18"/>
+                <w:szCs w:val="18"/>
+              </w:rPr>
+              <w:t xml:space="preserve">Finished</w:t>
             </w:r>
           </w:p>
         </w:tc>
@@ -829,20 +1234,85 @@
                 <w:sz w:val="18"/>
                 <w:szCs w:val="18"/>
               </w:rPr>
-              <w:t xml:space="preserve">Not A</w:t>
-            </w:r>
-          </w:p>
-          <w:p>
-            <w:pPr>
-              <w:spacing w:after="20"/>
-            </w:pPr>
-            <w:r>
-              <w:rPr>
-                <w:rFonts w:ascii="Courier New" w:cs="Courier New" w:eastAsia="Courier New" w:hAnsi="Courier New"/>
-                <w:sz w:val="18"/>
-                <w:szCs w:val="18"/>
-              </w:rPr>
-              <w:t xml:space="preserve">Finished</w:t>
+              <w:t xml:space="preserve">age = 15</w:t>
+            </w:r>
+          </w:p>
+          <w:p>
+            <w:pPr>
+              <w:spacing w:after="20"/>
+            </w:pPr>
+            <w:r>
+              <w:rPr>
+                <w:rFonts w:ascii="Courier New" w:cs="Courier New" w:eastAsia="Courier New" w:hAnsi="Courier New"/>
+                <w:sz w:val="18"/>
+                <w:szCs w:val="18"/>
+              </w:rPr>
+              <w:t xml:space="preserve">if age &lt; 13:</w:t>
+            </w:r>
+          </w:p>
+          <w:p>
+            <w:pPr>
+              <w:spacing w:after="20"/>
+            </w:pPr>
+            <w:r>
+              <w:rPr>
+                <w:rFonts w:ascii="Courier New" w:cs="Courier New" w:eastAsia="Courier New" w:hAnsi="Courier New"/>
+                <w:sz w:val="18"/>
+                <w:szCs w:val="18"/>
+              </w:rPr>
+              <w:t xml:space="preserve">    print("Child")</w:t>
+            </w:r>
+          </w:p>
+          <w:p>
+            <w:pPr>
+              <w:spacing w:after="20"/>
+            </w:pPr>
+            <w:r>
+              <w:rPr>
+                <w:rFonts w:ascii="Courier New" w:cs="Courier New" w:eastAsia="Courier New" w:hAnsi="Courier New"/>
+                <w:sz w:val="18"/>
+                <w:szCs w:val="18"/>
+              </w:rPr>
+              <w:t xml:space="preserve">elif age &lt; 18:</w:t>
+            </w:r>
+          </w:p>
+          <w:p>
+            <w:pPr>
+              <w:spacing w:after="20"/>
+            </w:pPr>
+            <w:r>
+              <w:rPr>
+                <w:rFonts w:ascii="Courier New" w:cs="Courier New" w:eastAsia="Courier New" w:hAnsi="Courier New"/>
+                <w:sz w:val="18"/>
+                <w:szCs w:val="18"/>
+              </w:rPr>
+              <w:t xml:space="preserve">    print("Teen")</w:t>
+            </w:r>
+          </w:p>
+          <w:p>
+            <w:pPr>
+              <w:spacing w:after="20"/>
+            </w:pPr>
+            <w:r>
+              <w:rPr>
+                <w:rFonts w:ascii="Courier New" w:cs="Courier New" w:eastAsia="Courier New" w:hAnsi="Courier New"/>
+                <w:sz w:val="18"/>
+                <w:szCs w:val="18"/>
+              </w:rPr>
+              <w:t xml:space="preserve">else:</w:t>
+            </w:r>
+          </w:p>
+          <w:p>
+            <w:pPr>
+              <w:spacing w:after="20"/>
+            </w:pPr>
+            <w:r>
+              <w:rPr>
+                <w:rFonts w:ascii="Courier New" w:cs="Courier New" w:eastAsia="Courier New" w:hAnsi="Courier New"/>
+                <w:sz w:val="18"/>
+                <w:szCs w:val="18"/>
+              </w:rPr>
+              <w:t xml:space="preserve">    print("Adult")</w:t>
             </w:r>
           </w:p>
         </w:tc>
@@ -896,85 +1366,98 @@
                 <w:sz w:val="18"/>
                 <w:szCs w:val="18"/>
               </w:rPr>
-              <w:t xml:space="preserve">age = 15</w:t>
-            </w:r>
-          </w:p>
-          <w:p>
-            <w:pPr>
-              <w:spacing w:after="20"/>
-            </w:pPr>
-            <w:r>
-              <w:rPr>
-                <w:rFonts w:ascii="Courier New" w:cs="Courier New" w:eastAsia="Courier New" w:hAnsi="Courier New"/>
-                <w:sz w:val="18"/>
-                <w:szCs w:val="18"/>
-              </w:rPr>
-              <w:t xml:space="preserve">if age &lt; 13:</w:t>
-            </w:r>
-          </w:p>
-          <w:p>
-            <w:pPr>
-              <w:spacing w:after="20"/>
-            </w:pPr>
-            <w:r>
-              <w:rPr>
-                <w:rFonts w:ascii="Courier New" w:cs="Courier New" w:eastAsia="Courier New" w:hAnsi="Courier New"/>
-                <w:sz w:val="18"/>
-                <w:szCs w:val="18"/>
-              </w:rPr>
-              <w:t xml:space="preserve">    print("Child")</w:t>
-            </w:r>
-          </w:p>
-          <w:p>
-            <w:pPr>
-              <w:spacing w:after="20"/>
-            </w:pPr>
-            <w:r>
-              <w:rPr>
-                <w:rFonts w:ascii="Courier New" w:cs="Courier New" w:eastAsia="Courier New" w:hAnsi="Courier New"/>
-                <w:sz w:val="18"/>
-                <w:szCs w:val="18"/>
-              </w:rPr>
-              <w:t xml:space="preserve">elif age &lt; 18:</w:t>
-            </w:r>
-          </w:p>
-          <w:p>
-            <w:pPr>
-              <w:spacing w:after="20"/>
-            </w:pPr>
-            <w:r>
-              <w:rPr>
-                <w:rFonts w:ascii="Courier New" w:cs="Courier New" w:eastAsia="Courier New" w:hAnsi="Courier New"/>
-                <w:sz w:val="18"/>
-                <w:szCs w:val="18"/>
-              </w:rPr>
-              <w:t xml:space="preserve">    print("Teen")</w:t>
-            </w:r>
-          </w:p>
-          <w:p>
-            <w:pPr>
-              <w:spacing w:after="20"/>
-            </w:pPr>
-            <w:r>
-              <w:rPr>
-                <w:rFonts w:ascii="Courier New" w:cs="Courier New" w:eastAsia="Courier New" w:hAnsi="Courier New"/>
-                <w:sz w:val="18"/>
-                <w:szCs w:val="18"/>
-              </w:rPr>
-              <w:t xml:space="preserve">else:</w:t>
-            </w:r>
-          </w:p>
-          <w:p>
-            <w:pPr>
-              <w:spacing w:after="20"/>
-            </w:pPr>
-            <w:r>
-              <w:rPr>
-                <w:rFonts w:ascii="Courier New" w:cs="Courier New" w:eastAsia="Courier New" w:hAnsi="Courier New"/>
-                <w:sz w:val="18"/>
-                <w:szCs w:val="18"/>
-              </w:rPr>
-              <w:t xml:space="preserve">    print("Adult")</w:t>
+              <w:t xml:space="preserve">has_key = True</w:t>
+            </w:r>
+          </w:p>
+          <w:p>
+            <w:pPr>
+              <w:spacing w:after="20"/>
+            </w:pPr>
+            <w:r>
+              <w:rPr>
+                <w:rFonts w:ascii="Courier New" w:cs="Courier New" w:eastAsia="Courier New" w:hAnsi="Courier New"/>
+                <w:sz w:val="18"/>
+                <w:szCs w:val="18"/>
+              </w:rPr>
+              <w:t xml:space="preserve">if has_key:</w:t>
+            </w:r>
+          </w:p>
+          <w:p>
+            <w:pPr>
+              <w:spacing w:after="20"/>
+            </w:pPr>
+            <w:r>
+              <w:rPr>
+                <w:rFonts w:ascii="Courier New" w:cs="Courier New" w:eastAsia="Courier New" w:hAnsi="Courier New"/>
+                <w:sz w:val="18"/>
+                <w:szCs w:val="18"/>
+              </w:rPr>
+              <w:t xml:space="preserve">    print("You have key")</w:t>
+            </w:r>
+          </w:p>
+          <w:p>
+            <w:pPr>
+              <w:spacing w:after="20"/>
+            </w:pPr>
+            <w:r>
+              <w:rPr>
+                <w:rFonts w:ascii="Courier New" w:cs="Courier New" w:eastAsia="Courier New" w:hAnsi="Courier New"/>
+                <w:sz w:val="18"/>
+                <w:szCs w:val="18"/>
+              </w:rPr>
+              <w:t xml:space="preserve">    locked = False</w:t>
+            </w:r>
+          </w:p>
+          <w:p>
+            <w:pPr>
+              <w:spacing w:after="20"/>
+            </w:pPr>
+            <w:r>
+              <w:rPr>
+                <w:rFonts w:ascii="Courier New" w:cs="Courier New" w:eastAsia="Courier New" w:hAnsi="Courier New"/>
+                <w:sz w:val="18"/>
+                <w:szCs w:val="18"/>
+              </w:rPr>
+              <w:t xml:space="preserve">    if locked:</w:t>
+            </w:r>
+          </w:p>
+          <w:p>
+            <w:pPr>
+              <w:spacing w:after="20"/>
+            </w:pPr>
+            <w:r>
+              <w:rPr>
+                <w:rFonts w:ascii="Courier New" w:cs="Courier New" w:eastAsia="Courier New" w:hAnsi="Courier New"/>
+                <w:sz w:val="18"/>
+                <w:szCs w:val="18"/>
+              </w:rPr>
+              <w:t xml:space="preserve">        print("Unlock door")</w:t>
+            </w:r>
+          </w:p>
+          <w:p>
+            <w:pPr>
+              <w:spacing w:after="20"/>
+            </w:pPr>
+            <w:r>
+              <w:rPr>
+                <w:rFonts w:ascii="Courier New" w:cs="Courier New" w:eastAsia="Courier New" w:hAnsi="Courier New"/>
+                <w:sz w:val="18"/>
+                <w:szCs w:val="18"/>
+              </w:rPr>
+              <w:t xml:space="preserve">    else:</w:t>
+            </w:r>
+          </w:p>
+          <w:p>
+            <w:pPr>
+              <w:spacing w:after="20"/>
+            </w:pPr>
+            <w:r>
+              <w:rPr>
+                <w:rFonts w:ascii="Courier New" w:cs="Courier New" w:eastAsia="Courier New" w:hAnsi="Courier New"/>
+                <w:sz w:val="18"/>
+                <w:szCs w:val="18"/>
+              </w:rPr>
+              <w:t xml:space="preserve">        print("Enter")</w:t>
             </w:r>
           </w:p>
         </w:tc>
@@ -1028,7 +1511,20 @@
                 <w:sz w:val="18"/>
                 <w:szCs w:val="18"/>
               </w:rPr>
-              <w:t xml:space="preserve">Teen</w:t>
+              <w:t xml:space="preserve">You have key</w:t>
+            </w:r>
+          </w:p>
+          <w:p>
+            <w:pPr>
+              <w:spacing w:after="20"/>
+            </w:pPr>
+            <w:r>
+              <w:rPr>
+                <w:rFonts w:ascii="Courier New" w:cs="Courier New" w:eastAsia="Courier New" w:hAnsi="Courier New"/>
+                <w:sz w:val="18"/>
+                <w:szCs w:val="18"/>
+              </w:rPr>
+              <w:t xml:space="preserve">Enter</w:t>
             </w:r>
           </w:p>
         </w:tc>
@@ -1082,98 +1578,72 @@
                 <w:sz w:val="18"/>
                 <w:szCs w:val="18"/>
               </w:rPr>
-              <w:t xml:space="preserve">has_key = True</w:t>
-            </w:r>
-          </w:p>
-          <w:p>
-            <w:pPr>
-              <w:spacing w:after="20"/>
-            </w:pPr>
-            <w:r>
-              <w:rPr>
-                <w:rFonts w:ascii="Courier New" w:cs="Courier New" w:eastAsia="Courier New" w:hAnsi="Courier New"/>
-                <w:sz w:val="18"/>
-                <w:szCs w:val="18"/>
-              </w:rPr>
-              <w:t xml:space="preserve">if has_key:</w:t>
-            </w:r>
-          </w:p>
-          <w:p>
-            <w:pPr>
-              <w:spacing w:after="20"/>
-            </w:pPr>
-            <w:r>
-              <w:rPr>
-                <w:rFonts w:ascii="Courier New" w:cs="Courier New" w:eastAsia="Courier New" w:hAnsi="Courier New"/>
-                <w:sz w:val="18"/>
-                <w:szCs w:val="18"/>
-              </w:rPr>
-              <w:t xml:space="preserve">    print("You have key")</w:t>
-            </w:r>
-          </w:p>
-          <w:p>
-            <w:pPr>
-              <w:spacing w:after="20"/>
-            </w:pPr>
-            <w:r>
-              <w:rPr>
-                <w:rFonts w:ascii="Courier New" w:cs="Courier New" w:eastAsia="Courier New" w:hAnsi="Courier New"/>
-                <w:sz w:val="18"/>
-                <w:szCs w:val="18"/>
-              </w:rPr>
-              <w:t xml:space="preserve">    locked = False</w:t>
-            </w:r>
-          </w:p>
-          <w:p>
-            <w:pPr>
-              <w:spacing w:after="20"/>
-            </w:pPr>
-            <w:r>
-              <w:rPr>
-                <w:rFonts w:ascii="Courier New" w:cs="Courier New" w:eastAsia="Courier New" w:hAnsi="Courier New"/>
-                <w:sz w:val="18"/>
-                <w:szCs w:val="18"/>
-              </w:rPr>
-              <w:t xml:space="preserve">    if locked:</w:t>
-            </w:r>
-          </w:p>
-          <w:p>
-            <w:pPr>
-              <w:spacing w:after="20"/>
-            </w:pPr>
-            <w:r>
-              <w:rPr>
-                <w:rFonts w:ascii="Courier New" w:cs="Courier New" w:eastAsia="Courier New" w:hAnsi="Courier New"/>
-                <w:sz w:val="18"/>
-                <w:szCs w:val="18"/>
-              </w:rPr>
-              <w:t xml:space="preserve">        print("Unlock door")</w:t>
-            </w:r>
-          </w:p>
-          <w:p>
-            <w:pPr>
-              <w:spacing w:after="20"/>
-            </w:pPr>
-            <w:r>
-              <w:rPr>
-                <w:rFonts w:ascii="Courier New" w:cs="Courier New" w:eastAsia="Courier New" w:hAnsi="Courier New"/>
-                <w:sz w:val="18"/>
-                <w:szCs w:val="18"/>
-              </w:rPr>
-              <w:t xml:space="preserve">    else:</w:t>
-            </w:r>
-          </w:p>
-          <w:p>
-            <w:pPr>
-              <w:spacing w:after="20"/>
-            </w:pPr>
-            <w:r>
-              <w:rPr>
-                <w:rFonts w:ascii="Courier New" w:cs="Courier New" w:eastAsia="Courier New" w:hAnsi="Courier New"/>
-                <w:sz w:val="18"/>
-                <w:szCs w:val="18"/>
-              </w:rPr>
-              <w:t xml:space="preserve">        print("Enter")</w:t>
+              <w:t xml:space="preserve">x = 5</w:t>
+            </w:r>
+          </w:p>
+          <w:p>
+            <w:pPr>
+              <w:spacing w:after="20"/>
+            </w:pPr>
+            <w:r>
+              <w:rPr>
+                <w:rFonts w:ascii="Courier New" w:cs="Courier New" w:eastAsia="Courier New" w:hAnsi="Courier New"/>
+                <w:sz w:val="18"/>
+                <w:szCs w:val="18"/>
+              </w:rPr>
+              <w:t xml:space="preserve">y = 10</w:t>
+            </w:r>
+          </w:p>
+          <w:p>
+            <w:pPr>
+              <w:spacing w:after="20"/>
+            </w:pPr>
+            <w:r>
+              <w:rPr>
+                <w:rFonts w:ascii="Courier New" w:cs="Courier New" w:eastAsia="Courier New" w:hAnsi="Courier New"/>
+                <w:sz w:val="18"/>
+                <w:szCs w:val="18"/>
+              </w:rPr>
+              <w:t xml:space="preserve">if x &gt; 0 and y &gt; 5:</w:t>
+            </w:r>
+          </w:p>
+          <w:p>
+            <w:pPr>
+              <w:spacing w:after="20"/>
+            </w:pPr>
+            <w:r>
+              <w:rPr>
+                <w:rFonts w:ascii="Courier New" w:cs="Courier New" w:eastAsia="Courier New" w:hAnsi="Courier New"/>
+                <w:sz w:val="18"/>
+                <w:szCs w:val="18"/>
+              </w:rPr>
+              <w:t xml:space="preserve">    print("Both true")</w:t>
+            </w:r>
+          </w:p>
+          <w:p>
+            <w:pPr>
+              <w:spacing w:after="20"/>
+            </w:pPr>
+            <w:r>
+              <w:rPr>
+                <w:rFonts w:ascii="Courier New" w:cs="Courier New" w:eastAsia="Courier New" w:hAnsi="Courier New"/>
+                <w:sz w:val="18"/>
+                <w:szCs w:val="18"/>
+              </w:rPr>
+              <w:t xml:space="preserve">else:</w:t>
+            </w:r>
+          </w:p>
+          <w:p>
+            <w:pPr>
+              <w:spacing w:after="20"/>
+            </w:pPr>
+            <w:r>
+              <w:rPr>
+                <w:rFonts w:ascii="Courier New" w:cs="Courier New" w:eastAsia="Courier New" w:hAnsi="Courier New"/>
+                <w:sz w:val="18"/>
+                <w:szCs w:val="18"/>
+              </w:rPr>
+              <w:t xml:space="preserve">    print("Not both true")</w:t>
             </w:r>
           </w:p>
         </w:tc>
@@ -1227,113 +1697,59 @@
                 <w:sz w:val="18"/>
                 <w:szCs w:val="18"/>
               </w:rPr>
-              <w:t xml:space="preserve">You have key</w:t>
-            </w:r>
-          </w:p>
-          <w:p>
-            <w:pPr>
-              <w:spacing w:after="20"/>
-            </w:pPr>
-            <w:r>
-              <w:rPr>
-                <w:rFonts w:ascii="Courier New" w:cs="Courier New" w:eastAsia="Courier New" w:hAnsi="Courier New"/>
-                <w:sz w:val="18"/>
-                <w:szCs w:val="18"/>
-              </w:rPr>
-              <w:t xml:space="preserve">Enter</w:t>
-            </w:r>
-          </w:p>
-        </w:tc>
-      </w:tr>
-    </w:tbl>
-    <w:p>
-      <w:pPr>
-        <w:spacing w:after="120"/>
-      </w:pPr>
-    </w:p>
-    <w:tbl>
-      <w:tblPr>
-        <w:tblW w:type="dxa" w:w="9360"/>
-        <w:tblBorders>
-          <w:top w:val="single" w:color="auto" w:sz="4"/>
-          <w:left w:val="single" w:color="auto" w:sz="4"/>
-          <w:bottom w:val="single" w:color="auto" w:sz="4"/>
-          <w:right w:val="single" w:color="auto" w:sz="4"/>
-          <w:insideH w:val="single" w:color="auto" w:sz="4"/>
-          <w:insideV w:val="single" w:color="auto" w:sz="4"/>
-        </w:tblBorders>
-      </w:tblPr>
-      <w:tblGrid>
-        <w:gridCol w:w="9360"/>
-      </w:tblGrid>
-      <w:tr>
-        <w:tc>
-          <w:tcPr>
-            <w:tcW w:type="dxa" w:w="9360"/>
-            <w:tcBorders>
-              <w:top w:val="single" w:color="CCCCCC" w:sz="1"/>
-              <w:left w:val="single" w:color="CCCCCC" w:sz="1"/>
-              <w:bottom w:val="single" w:color="CCCCCC" w:sz="1"/>
-              <w:right w:val="single" w:color="CCCCCC" w:sz="1"/>
-            </w:tcBorders>
-            <w:shd w:fill="F2F2F2" w:val="clear"/>
-            <w:tcMar>
-              <w:top w:type="dxa" w:w="80"/>
-              <w:left w:type="dxa" w:w="160"/>
-              <w:bottom w:type="dxa" w:w="80"/>
-              <w:right w:type="dxa" w:w="160"/>
-            </w:tcMar>
-          </w:tcPr>
-          <w:p>
-            <w:pPr>
-              <w:spacing w:after="20"/>
-            </w:pPr>
-            <w:r>
-              <w:rPr>
-                <w:rFonts w:ascii="Courier New" w:cs="Courier New" w:eastAsia="Courier New" w:hAnsi="Courier New"/>
-                <w:sz w:val="18"/>
-                <w:szCs w:val="18"/>
-              </w:rPr>
-              <w:t xml:space="preserve">x = 5</w:t>
-            </w:r>
-          </w:p>
-          <w:p>
-            <w:pPr>
-              <w:spacing w:after="20"/>
-            </w:pPr>
-            <w:r>
-              <w:rPr>
-                <w:rFonts w:ascii="Courier New" w:cs="Courier New" w:eastAsia="Courier New" w:hAnsi="Courier New"/>
-                <w:sz w:val="18"/>
-                <w:szCs w:val="18"/>
-              </w:rPr>
-              <w:t xml:space="preserve">y = 10</w:t>
-            </w:r>
-          </w:p>
-          <w:p>
-            <w:pPr>
-              <w:spacing w:after="20"/>
-            </w:pPr>
-            <w:r>
-              <w:rPr>
-                <w:rFonts w:ascii="Courier New" w:cs="Courier New" w:eastAsia="Courier New" w:hAnsi="Courier New"/>
-                <w:sz w:val="18"/>
-                <w:szCs w:val="18"/>
-              </w:rPr>
-              <w:t xml:space="preserve">if x &gt; 0 and y &gt; 5:</w:t>
-            </w:r>
-          </w:p>
-          <w:p>
-            <w:pPr>
-              <w:spacing w:after="20"/>
-            </w:pPr>
-            <w:r>
-              <w:rPr>
-                <w:rFonts w:ascii="Courier New" w:cs="Courier New" w:eastAsia="Courier New" w:hAnsi="Courier New"/>
-                <w:sz w:val="18"/>
-                <w:szCs w:val="18"/>
-              </w:rPr>
-              <w:t xml:space="preserve">    print("Both true")</w:t>
+              <w:t xml:space="preserve">score = 75</w:t>
+            </w:r>
+          </w:p>
+          <w:p>
+            <w:pPr>
+              <w:spacing w:after="20"/>
+            </w:pPr>
+            <w:r>
+              <w:rPr>
+                <w:rFonts w:ascii="Courier New" w:cs="Courier New" w:eastAsia="Courier New" w:hAnsi="Courier New"/>
+                <w:sz w:val="18"/>
+                <w:szCs w:val="18"/>
+              </w:rPr>
+              <w:t xml:space="preserve">if 70 &lt;= score &lt; 80:</w:t>
+            </w:r>
+          </w:p>
+          <w:p>
+            <w:pPr>
+              <w:spacing w:after="20"/>
+            </w:pPr>
+            <w:r>
+              <w:rPr>
+                <w:rFonts w:ascii="Courier New" w:cs="Courier New" w:eastAsia="Courier New" w:hAnsi="Courier New"/>
+                <w:sz w:val="18"/>
+                <w:szCs w:val="18"/>
+              </w:rPr>
+              <w:t xml:space="preserve">    print("C")</w:t>
+            </w:r>
+          </w:p>
+          <w:p>
+            <w:pPr>
+              <w:spacing w:after="20"/>
+            </w:pPr>
+            <w:r>
+              <w:rPr>
+                <w:rFonts w:ascii="Courier New" w:cs="Courier New" w:eastAsia="Courier New" w:hAnsi="Courier New"/>
+                <w:sz w:val="18"/>
+                <w:szCs w:val="18"/>
+              </w:rPr>
+              <w:t xml:space="preserve">elif 80 &lt;= score &lt; 90:</w:t>
+            </w:r>
+          </w:p>
+          <w:p>
+            <w:pPr>
+              <w:spacing w:after="20"/>
+            </w:pPr>
+            <w:r>
+              <w:rPr>
+                <w:rFonts w:ascii="Courier New" w:cs="Courier New" w:eastAsia="Courier New" w:hAnsi="Courier New"/>
+                <w:sz w:val="18"/>
+                <w:szCs w:val="18"/>
+              </w:rPr>
+              <w:t xml:space="preserve">    print("B")</w:t>
             </w:r>
           </w:p>
           <w:p>
@@ -1359,247 +1775,7 @@
                 <w:sz w:val="18"/>
                 <w:szCs w:val="18"/>
               </w:rPr>
-              <w:t xml:space="preserve">    print("Not both true")</w:t>
-            </w:r>
-          </w:p>
-        </w:tc>
-      </w:tr>
-    </w:tbl>
-    <w:p>
-      <w:pPr>
-        <w:spacing w:after="120"/>
-      </w:pPr>
-    </w:p>
-    <w:tbl>
-      <w:tblPr>
-        <w:tblW w:type="dxa" w:w="9360"/>
-        <w:tblBorders>
-          <w:top w:val="single" w:color="auto" w:sz="4"/>
-          <w:left w:val="single" w:color="auto" w:sz="4"/>
-          <w:bottom w:val="single" w:color="auto" w:sz="4"/>
-          <w:right w:val="single" w:color="auto" w:sz="4"/>
-          <w:insideH w:val="single" w:color="auto" w:sz="4"/>
-          <w:insideV w:val="single" w:color="auto" w:sz="4"/>
-        </w:tblBorders>
-      </w:tblPr>
-      <w:tblGrid>
-        <w:gridCol w:w="9360"/>
-      </w:tblGrid>
-      <w:tr>
-        <w:tc>
-          <w:tcPr>
-            <w:tcW w:type="dxa" w:w="9360"/>
-            <w:tcBorders>
-              <w:top w:val="single" w:color="CCCCCC" w:sz="1"/>
-              <w:left w:val="single" w:color="CCCCCC" w:sz="1"/>
-              <w:bottom w:val="single" w:color="CCCCCC" w:sz="1"/>
-              <w:right w:val="single" w:color="CCCCCC" w:sz="1"/>
-            </w:tcBorders>
-            <w:shd w:fill="F2F2F2" w:val="clear"/>
-            <w:tcMar>
-              <w:top w:type="dxa" w:w="80"/>
-              <w:left w:type="dxa" w:w="160"/>
-              <w:bottom w:type="dxa" w:w="80"/>
-              <w:right w:type="dxa" w:w="160"/>
-            </w:tcMar>
-          </w:tcPr>
-          <w:p>
-            <w:pPr>
-              <w:spacing w:after="20"/>
-            </w:pPr>
-            <w:r>
-              <w:rPr>
-                <w:rFonts w:ascii="Courier New" w:cs="Courier New" w:eastAsia="Courier New" w:hAnsi="Courier New"/>
-                <w:sz w:val="18"/>
-                <w:szCs w:val="18"/>
-              </w:rPr>
-              <w:t xml:space="preserve">Both true</w:t>
-            </w:r>
-          </w:p>
-        </w:tc>
-      </w:tr>
-    </w:tbl>
-    <w:p>
-      <w:pPr>
-        <w:spacing w:after="120"/>
-      </w:pPr>
-    </w:p>
-    <w:tbl>
-      <w:tblPr>
-        <w:tblW w:type="dxa" w:w="9360"/>
-        <w:tblBorders>
-          <w:top w:val="single" w:color="auto" w:sz="4"/>
-          <w:left w:val="single" w:color="auto" w:sz="4"/>
-          <w:bottom w:val="single" w:color="auto" w:sz="4"/>
-          <w:right w:val="single" w:color="auto" w:sz="4"/>
-          <w:insideH w:val="single" w:color="auto" w:sz="4"/>
-          <w:insideV w:val="single" w:color="auto" w:sz="4"/>
-        </w:tblBorders>
-      </w:tblPr>
-      <w:tblGrid>
-        <w:gridCol w:w="9360"/>
-      </w:tblGrid>
-      <w:tr>
-        <w:tc>
-          <w:tcPr>
-            <w:tcW w:type="dxa" w:w="9360"/>
-            <w:tcBorders>
-              <w:top w:val="single" w:color="CCCCCC" w:sz="1"/>
-              <w:left w:val="single" w:color="CCCCCC" w:sz="1"/>
-              <w:bottom w:val="single" w:color="CCCCCC" w:sz="1"/>
-              <w:right w:val="single" w:color="CCCCCC" w:sz="1"/>
-            </w:tcBorders>
-            <w:shd w:fill="F2F2F2" w:val="clear"/>
-            <w:tcMar>
-              <w:top w:type="dxa" w:w="80"/>
-              <w:left w:type="dxa" w:w="160"/>
-              <w:bottom w:type="dxa" w:w="80"/>
-              <w:right w:type="dxa" w:w="160"/>
-            </w:tcMar>
-          </w:tcPr>
-          <w:p>
-            <w:pPr>
-              <w:spacing w:after="20"/>
-            </w:pPr>
-            <w:r>
-              <w:rPr>
-                <w:rFonts w:ascii="Courier New" w:cs="Courier New" w:eastAsia="Courier New" w:hAnsi="Courier New"/>
-                <w:sz w:val="18"/>
-                <w:szCs w:val="18"/>
-              </w:rPr>
-              <w:t xml:space="preserve">score = 75</w:t>
-            </w:r>
-          </w:p>
-          <w:p>
-            <w:pPr>
-              <w:spacing w:after="20"/>
-            </w:pPr>
-            <w:r>
-              <w:rPr>
-                <w:rFonts w:ascii="Courier New" w:cs="Courier New" w:eastAsia="Courier New" w:hAnsi="Courier New"/>
-                <w:sz w:val="18"/>
-                <w:szCs w:val="18"/>
-              </w:rPr>
-              <w:t xml:space="preserve">if 70 &lt;= score &lt; 80:</w:t>
-            </w:r>
-          </w:p>
-          <w:p>
-            <w:pPr>
-              <w:spacing w:after="20"/>
-            </w:pPr>
-            <w:r>
-              <w:rPr>
-                <w:rFonts w:ascii="Courier New" w:cs="Courier New" w:eastAsia="Courier New" w:hAnsi="Courier New"/>
-                <w:sz w:val="18"/>
-                <w:szCs w:val="18"/>
-              </w:rPr>
-              <w:t xml:space="preserve">    print("C")</w:t>
-            </w:r>
-          </w:p>
-          <w:p>
-            <w:pPr>
-              <w:spacing w:after="20"/>
-            </w:pPr>
-            <w:r>
-              <w:rPr>
-                <w:rFonts w:ascii="Courier New" w:cs="Courier New" w:eastAsia="Courier New" w:hAnsi="Courier New"/>
-                <w:sz w:val="18"/>
-                <w:szCs w:val="18"/>
-              </w:rPr>
-              <w:t xml:space="preserve">elif 80 &lt;= score &lt; 90:</w:t>
-            </w:r>
-          </w:p>
-          <w:p>
-            <w:pPr>
-              <w:spacing w:after="20"/>
-            </w:pPr>
-            <w:r>
-              <w:rPr>
-                <w:rFonts w:ascii="Courier New" w:cs="Courier New" w:eastAsia="Courier New" w:hAnsi="Courier New"/>
-                <w:sz w:val="18"/>
-                <w:szCs w:val="18"/>
-              </w:rPr>
-              <w:t xml:space="preserve">    print("B")</w:t>
-            </w:r>
-          </w:p>
-          <w:p>
-            <w:pPr>
-              <w:spacing w:after="20"/>
-            </w:pPr>
-            <w:r>
-              <w:rPr>
-                <w:rFonts w:ascii="Courier New" w:cs="Courier New" w:eastAsia="Courier New" w:hAnsi="Courier New"/>
-                <w:sz w:val="18"/>
-                <w:szCs w:val="18"/>
-              </w:rPr>
-              <w:t xml:space="preserve">else:</w:t>
-            </w:r>
-          </w:p>
-          <w:p>
-            <w:pPr>
-              <w:spacing w:after="20"/>
-            </w:pPr>
-            <w:r>
-              <w:rPr>
-                <w:rFonts w:ascii="Courier New" w:cs="Courier New" w:eastAsia="Courier New" w:hAnsi="Courier New"/>
-                <w:sz w:val="18"/>
-                <w:szCs w:val="18"/>
-              </w:rPr>
               <w:t xml:space="preserve">    print("A or F")</w:t>
-            </w:r>
-          </w:p>
-        </w:tc>
-      </w:tr>
-    </w:tbl>
-    <w:p>
-      <w:pPr>
-        <w:spacing w:after="120"/>
-      </w:pPr>
-    </w:p>
-    <w:tbl>
-      <w:tblPr>
-        <w:tblW w:type="dxa" w:w="9360"/>
-        <w:tblBorders>
-          <w:top w:val="single" w:color="auto" w:sz="4"/>
-          <w:left w:val="single" w:color="auto" w:sz="4"/>
-          <w:bottom w:val="single" w:color="auto" w:sz="4"/>
-          <w:right w:val="single" w:color="auto" w:sz="4"/>
-          <w:insideH w:val="single" w:color="auto" w:sz="4"/>
-          <w:insideV w:val="single" w:color="auto" w:sz="4"/>
-        </w:tblBorders>
-      </w:tblPr>
-      <w:tblGrid>
-        <w:gridCol w:w="9360"/>
-      </w:tblGrid>
-      <w:tr>
-        <w:tc>
-          <w:tcPr>
-            <w:tcW w:type="dxa" w:w="9360"/>
-            <w:tcBorders>
-              <w:top w:val="single" w:color="CCCCCC" w:sz="1"/>
-              <w:left w:val="single" w:color="CCCCCC" w:sz="1"/>
-              <w:bottom w:val="single" w:color="CCCCCC" w:sz="1"/>
-              <w:right w:val="single" w:color="CCCCCC" w:sz="1"/>
-            </w:tcBorders>
-            <w:shd w:fill="F2F2F2" w:val="clear"/>
-            <w:tcMar>
-              <w:top w:type="dxa" w:w="80"/>
-              <w:left w:type="dxa" w:w="160"/>
-              <w:bottom w:type="dxa" w:w="80"/>
-              <w:right w:type="dxa" w:w="160"/>
-            </w:tcMar>
-          </w:tcPr>
-          <w:p>
-            <w:pPr>
-              <w:spacing w:after="20"/>
-            </w:pPr>
-            <w:r>
-              <w:rPr>
-                <w:rFonts w:ascii="Courier New" w:cs="Courier New" w:eastAsia="Courier New" w:hAnsi="Courier New"/>
-                <w:sz w:val="18"/>
-                <w:szCs w:val="18"/>
-              </w:rPr>
-              <w:t xml:space="preserve">C</w:t>
             </w:r>
           </w:p>
         </w:tc>

--- a/Coding 1 - year/Unit 3 - Conditionals/Daily Lesson Plans/Word/Day 67.docx
+++ b/Coding 1 - year/Unit 3 - Conditionals/Daily Lesson Plans/Word/Day 67.docx
@@ -380,7 +380,7 @@
                 <w:sz w:val="20"/>
                 <w:szCs w:val="20"/>
               </w:rPr>
-              <w:t xml:space="preserve">    In your own words: Trace through conditional code and predict exact output without running it?</w:t>
+              <w:t xml:space="preserve">    Think of a time code didn't work the way you expected. What was the first thing you did to figure out why?</w:t>
             </w:r>
             <w:r>
               <w:rPr>
@@ -411,7 +411,7 @@
                 <w:sz w:val="20"/>
                 <w:szCs w:val="20"/>
               </w:rPr>
-              <w:t xml:space="preserve">Today's Goal: By the end of class you will be able to trace through conditional code and predict exact output without running it.</w:t>
+              <w:t xml:space="preserve">Today’s Goal: By the end of class you will be able to trace through conditional code and predict exact output without running it.</w:t>
             </w:r>
             <w:r>
               <w:rPr>
@@ -851,7 +851,7 @@
                 <w:sz w:val="20"/>
                 <w:szCs w:val="20"/>
               </w:rPr>
-              <w:t xml:space="preserve">Quick Check: Trace through conditional code and predict exact output without running it?</w:t>
+              <w:t xml:space="preserve">Describe one debugging strategy you practiced today. When would you use it?</w:t>
             </w:r>
             <w:r>
               <w:rPr>

--- a/Coding 1 - year/Unit 3 - Conditionals/Daily Lesson Plans/Word/Day 67.docx
+++ b/Coding 1 - year/Unit 3 - Conditionals/Daily Lesson Plans/Word/Day 67.docx
@@ -403,6 +403,72 @@
             <w:r>
               <w:rPr>
                 <w:rFonts w:ascii="Arial" w:cs="Arial" w:eastAsia="Arial" w:hAnsi="Arial"/>
+                <w:b/>
+                <w:bCs/>
+                <w:i w:val="false"/>
+                <w:iCs w:val="false"/>
+                <w:color w:val="000000"/>
+                <w:sz w:val="20"/>
+                <w:szCs w:val="20"/>
+              </w:rPr>
+              <w:t xml:space="preserve">Vocabulary Preview — </w:t>
+            </w:r>
+            <w:r>
+              <w:rPr>
+                <w:rFonts w:ascii="Arial" w:cs="Arial" w:eastAsia="Arial" w:hAnsi="Arial"/>
+                <w:b w:val="false"/>
+                <w:bCs w:val="false"/>
+                <w:i w:val="false"/>
+                <w:iCs w:val="false"/>
+                <w:color w:val="000000"/>
+                <w:sz w:val="20"/>
+                <w:szCs w:val="20"/>
+              </w:rPr>
+              <w:t xml:space="preserve">terms we'll use today:</w:t>
+            </w:r>
+            <w:r>
+              <w:rPr>
+                <w:rFonts w:ascii="Arial" w:cs="Arial" w:eastAsia="Arial" w:hAnsi="Arial"/>
+                <w:sz w:val="20"/>
+                <w:szCs w:val="20"/>
+              </w:rPr>
+              <w:br/>
+              <w:t xml:space="preserve"/>
+            </w:r>
+            <w:r>
+              <w:rPr>
+                <w:rFonts w:ascii="Arial" w:cs="Arial" w:eastAsia="Arial" w:hAnsi="Arial"/>
+                <w:b w:val="false"/>
+                <w:bCs w:val="false"/>
+                <w:i w:val="false"/>
+                <w:iCs w:val="false"/>
+                <w:color w:val="000000"/>
+                <w:sz w:val="20"/>
+                <w:szCs w:val="20"/>
+              </w:rPr>
+              <w:t xml:space="preserve">    • Code tracing   •   For conditionals   •   Trace   •   YES, True   •   Output   •   NO, False</w:t>
+            </w:r>
+            <w:r>
+              <w:rPr>
+                <w:rFonts w:ascii="Arial" w:cs="Arial" w:eastAsia="Arial" w:hAnsi="Arial"/>
+                <w:sz w:val="20"/>
+                <w:szCs w:val="20"/>
+              </w:rPr>
+              <w:br/>
+              <w:t xml:space="preserve"/>
+            </w:r>
+            <w:r>
+              <w:rPr>
+                <w:rFonts w:ascii="Arial" w:cs="Arial" w:eastAsia="Arial" w:hAnsi="Arial"/>
+                <w:sz w:val="20"/>
+                <w:szCs w:val="20"/>
+              </w:rPr>
+              <w:br/>
+              <w:t xml:space="preserve"/>
+            </w:r>
+            <w:r>
+              <w:rPr>
+                <w:rFonts w:ascii="Arial" w:cs="Arial" w:eastAsia="Arial" w:hAnsi="Arial"/>
                 <w:b w:val="false"/>
                 <w:bCs w:val="false"/>
                 <w:i/>
@@ -579,6 +645,310 @@
             <w:r>
               <w:rPr>
                 <w:rFonts w:ascii="Arial" w:cs="Arial" w:eastAsia="Arial" w:hAnsi="Arial"/>
+                <w:b w:val="false"/>
+                <w:bCs w:val="false"/>
+                <w:i w:val="false"/>
+                <w:iCs w:val="false"/>
+                <w:color w:val="000000"/>
+                <w:sz w:val="20"/>
+                <w:szCs w:val="20"/>
+              </w:rPr>
+              <w:t xml:space="preserve">Code tracing means following program execution step-by-step:</w:t>
+            </w:r>
+            <w:r>
+              <w:rPr>
+                <w:rFonts w:ascii="Arial" w:cs="Arial" w:eastAsia="Arial" w:hAnsi="Arial"/>
+                <w:sz w:val="20"/>
+                <w:szCs w:val="20"/>
+              </w:rPr>
+              <w:br/>
+              <w:t xml:space="preserve"/>
+            </w:r>
+            <w:r>
+              <w:rPr>
+                <w:rFonts w:ascii="Arial" w:cs="Arial" w:eastAsia="Arial" w:hAnsi="Arial"/>
+                <w:b w:val="false"/>
+                <w:bCs w:val="false"/>
+                <w:i w:val="false"/>
+                <w:iCs w:val="false"/>
+                <w:color w:val="000000"/>
+                <w:sz w:val="20"/>
+                <w:szCs w:val="20"/>
+              </w:rPr>
+              <w:t xml:space="preserve">2. Line 2: Check if 5 &gt; 3? YES, True</w:t>
+            </w:r>
+            <w:r>
+              <w:rPr>
+                <w:rFonts w:ascii="Arial" w:cs="Arial" w:eastAsia="Arial" w:hAnsi="Arial"/>
+                <w:sz w:val="20"/>
+                <w:szCs w:val="20"/>
+              </w:rPr>
+              <w:br/>
+              <w:t xml:space="preserve"/>
+            </w:r>
+            <w:r>
+              <w:rPr>
+                <w:rFonts w:ascii="Arial" w:cs="Arial" w:eastAsia="Arial" w:hAnsi="Arial"/>
+                <w:sz w:val="20"/>
+                <w:szCs w:val="20"/>
+              </w:rPr>
+              <w:br/>
+              <w:t xml:space="preserve"/>
+            </w:r>
+            <w:r>
+              <w:rPr>
+                <w:rFonts w:ascii="Arial" w:cs="Arial" w:eastAsia="Arial" w:hAnsi="Arial"/>
+                <w:b/>
+                <w:bCs/>
+                <w:i w:val="false"/>
+                <w:iCs w:val="false"/>
+                <w:color w:val="000000"/>
+                <w:sz w:val="20"/>
+                <w:szCs w:val="20"/>
+              </w:rPr>
+              <w:t xml:space="preserve">Key Concepts:</w:t>
+            </w:r>
+            <w:r>
+              <w:rPr>
+                <w:rFonts w:ascii="Arial" w:cs="Arial" w:eastAsia="Arial" w:hAnsi="Arial"/>
+                <w:sz w:val="20"/>
+                <w:szCs w:val="20"/>
+              </w:rPr>
+              <w:br/>
+              <w:t xml:space="preserve"/>
+            </w:r>
+            <w:r>
+              <w:rPr>
+                <w:rFonts w:ascii="Arial" w:cs="Arial" w:eastAsia="Arial" w:hAnsi="Arial"/>
+                <w:b w:val="false"/>
+                <w:bCs w:val="false"/>
+                <w:i w:val="false"/>
+                <w:iCs w:val="false"/>
+                <w:color w:val="000000"/>
+                <w:sz w:val="20"/>
+                <w:szCs w:val="20"/>
+              </w:rPr>
+              <w:t xml:space="preserve">    • Read first line</w:t>
+            </w:r>
+            <w:r>
+              <w:rPr>
+                <w:rFonts w:ascii="Arial" w:cs="Arial" w:eastAsia="Arial" w:hAnsi="Arial"/>
+                <w:sz w:val="20"/>
+                <w:szCs w:val="20"/>
+              </w:rPr>
+              <w:br/>
+              <w:t xml:space="preserve"/>
+            </w:r>
+            <w:r>
+              <w:rPr>
+                <w:rFonts w:ascii="Arial" w:cs="Arial" w:eastAsia="Arial" w:hAnsi="Arial"/>
+                <w:b w:val="false"/>
+                <w:bCs w:val="false"/>
+                <w:i w:val="false"/>
+                <w:iCs w:val="false"/>
+                <w:color w:val="000000"/>
+                <w:sz w:val="20"/>
+                <w:szCs w:val="20"/>
+              </w:rPr>
+              <w:t xml:space="preserve">    • Execute it</w:t>
+            </w:r>
+            <w:r>
+              <w:rPr>
+                <w:rFonts w:ascii="Arial" w:cs="Arial" w:eastAsia="Arial" w:hAnsi="Arial"/>
+                <w:sz w:val="20"/>
+                <w:szCs w:val="20"/>
+              </w:rPr>
+              <w:br/>
+              <w:t xml:space="preserve"/>
+            </w:r>
+            <w:r>
+              <w:rPr>
+                <w:rFonts w:ascii="Arial" w:cs="Arial" w:eastAsia="Arial" w:hAnsi="Arial"/>
+                <w:b w:val="false"/>
+                <w:bCs w:val="false"/>
+                <w:i w:val="false"/>
+                <w:iCs w:val="false"/>
+                <w:color w:val="000000"/>
+                <w:sz w:val="20"/>
+                <w:szCs w:val="20"/>
+              </w:rPr>
+              <w:t xml:space="preserve">    • Move to next line</w:t>
+            </w:r>
+            <w:r>
+              <w:rPr>
+                <w:rFonts w:ascii="Arial" w:cs="Arial" w:eastAsia="Arial" w:hAnsi="Arial"/>
+                <w:sz w:val="20"/>
+                <w:szCs w:val="20"/>
+              </w:rPr>
+              <w:br/>
+              <w:t xml:space="preserve"/>
+            </w:r>
+            <w:r>
+              <w:rPr>
+                <w:rFonts w:ascii="Arial" w:cs="Arial" w:eastAsia="Arial" w:hAnsi="Arial"/>
+                <w:b w:val="false"/>
+                <w:bCs w:val="false"/>
+                <w:i w:val="false"/>
+                <w:iCs w:val="false"/>
+                <w:color w:val="000000"/>
+                <w:sz w:val="20"/>
+                <w:szCs w:val="20"/>
+              </w:rPr>
+              <w:t xml:space="preserve">    • Repeat until end</w:t>
+            </w:r>
+            <w:r>
+              <w:rPr>
+                <w:rFonts w:ascii="Arial" w:cs="Arial" w:eastAsia="Arial" w:hAnsi="Arial"/>
+                <w:sz w:val="20"/>
+                <w:szCs w:val="20"/>
+              </w:rPr>
+              <w:br/>
+              <w:t xml:space="preserve"/>
+            </w:r>
+            <w:r>
+              <w:rPr>
+                <w:rFonts w:ascii="Arial" w:cs="Arial" w:eastAsia="Arial" w:hAnsi="Arial"/>
+                <w:b w:val="false"/>
+                <w:bCs w:val="false"/>
+                <w:i w:val="false"/>
+                <w:iCs w:val="false"/>
+                <w:color w:val="000000"/>
+                <w:sz w:val="20"/>
+                <w:szCs w:val="20"/>
+              </w:rPr>
+              <w:t xml:space="preserve">    • Evaluate condition</w:t>
+            </w:r>
+            <w:r>
+              <w:rPr>
+                <w:rFonts w:ascii="Arial" w:cs="Arial" w:eastAsia="Arial" w:hAnsi="Arial"/>
+                <w:sz w:val="20"/>
+                <w:szCs w:val="20"/>
+              </w:rPr>
+              <w:br/>
+              <w:t xml:space="preserve"/>
+            </w:r>
+            <w:r>
+              <w:rPr>
+                <w:rFonts w:ascii="Arial" w:cs="Arial" w:eastAsia="Arial" w:hAnsi="Arial"/>
+                <w:b w:val="false"/>
+                <w:bCs w:val="false"/>
+                <w:i w:val="false"/>
+                <w:iCs w:val="false"/>
+                <w:color w:val="000000"/>
+                <w:sz w:val="20"/>
+                <w:szCs w:val="20"/>
+              </w:rPr>
+              <w:t xml:space="preserve">    • Execute correct branch</w:t>
+            </w:r>
+            <w:r>
+              <w:rPr>
+                <w:rFonts w:ascii="Arial" w:cs="Arial" w:eastAsia="Arial" w:hAnsi="Arial"/>
+                <w:sz w:val="20"/>
+                <w:szCs w:val="20"/>
+              </w:rPr>
+              <w:br/>
+              <w:t xml:space="preserve"/>
+            </w:r>
+            <w:r>
+              <w:rPr>
+                <w:rFonts w:ascii="Arial" w:cs="Arial" w:eastAsia="Arial" w:hAnsi="Arial"/>
+                <w:b w:val="false"/>
+                <w:bCs w:val="false"/>
+                <w:i w:val="false"/>
+                <w:iCs w:val="false"/>
+                <w:color w:val="000000"/>
+                <w:sz w:val="20"/>
+                <w:szCs w:val="20"/>
+              </w:rPr>
+              <w:t xml:space="preserve">    • Skip all other branches</w:t>
+            </w:r>
+            <w:r>
+              <w:rPr>
+                <w:rFonts w:ascii="Arial" w:cs="Arial" w:eastAsia="Arial" w:hAnsi="Arial"/>
+                <w:sz w:val="20"/>
+                <w:szCs w:val="20"/>
+              </w:rPr>
+              <w:br/>
+              <w:t xml:space="preserve"/>
+            </w:r>
+            <w:r>
+              <w:rPr>
+                <w:rFonts w:ascii="Arial" w:cs="Arial" w:eastAsia="Arial" w:hAnsi="Arial"/>
+                <w:b w:val="false"/>
+                <w:bCs w:val="false"/>
+                <w:i w:val="false"/>
+                <w:iCs w:val="false"/>
+                <w:color w:val="000000"/>
+                <w:sz w:val="20"/>
+                <w:szCs w:val="20"/>
+              </w:rPr>
+              <w:t xml:space="preserve">    • Line 1: Set x to 5</w:t>
+            </w:r>
+            <w:r>
+              <w:rPr>
+                <w:rFonts w:ascii="Arial" w:cs="Arial" w:eastAsia="Arial" w:hAnsi="Arial"/>
+                <w:sz w:val="20"/>
+                <w:szCs w:val="20"/>
+              </w:rPr>
+              <w:br/>
+              <w:t xml:space="preserve"/>
+            </w:r>
+            <w:r>
+              <w:rPr>
+                <w:rFonts w:ascii="Arial" w:cs="Arial" w:eastAsia="Arial" w:hAnsi="Arial"/>
+                <w:sz w:val="20"/>
+                <w:szCs w:val="20"/>
+              </w:rPr>
+              <w:br/>
+              <w:t xml:space="preserve"/>
+            </w:r>
+            <w:r>
+              <w:rPr>
+                <w:rFonts w:ascii="Arial" w:cs="Arial" w:eastAsia="Arial" w:hAnsi="Arial"/>
+                <w:b/>
+                <w:bCs/>
+                <w:i w:val="false"/>
+                <w:iCs w:val="false"/>
+                <w:color w:val="000000"/>
+                <w:sz w:val="20"/>
+                <w:szCs w:val="20"/>
+              </w:rPr>
+              <w:t xml:space="preserve">Vocabulary: </w:t>
+            </w:r>
+            <w:r>
+              <w:rPr>
+                <w:rFonts w:ascii="Arial" w:cs="Arial" w:eastAsia="Arial" w:hAnsi="Arial"/>
+                <w:b w:val="false"/>
+                <w:bCs w:val="false"/>
+                <w:i w:val="false"/>
+                <w:iCs w:val="false"/>
+                <w:color w:val="000000"/>
+                <w:sz w:val="20"/>
+                <w:szCs w:val="20"/>
+              </w:rPr>
+              <w:t xml:space="preserve">Code tracing, For conditionals, Trace, YES, True, Output, NO, False</w:t>
+            </w:r>
+            <w:r>
+              <w:rPr>
+                <w:rFonts w:ascii="Arial" w:cs="Arial" w:eastAsia="Arial" w:hAnsi="Arial"/>
+                <w:sz w:val="20"/>
+                <w:szCs w:val="20"/>
+              </w:rPr>
+              <w:br/>
+              <w:t xml:space="preserve"/>
+            </w:r>
+            <w:r>
+              <w:rPr>
+                <w:rFonts w:ascii="Arial" w:cs="Arial" w:eastAsia="Arial" w:hAnsi="Arial"/>
+                <w:sz w:val="20"/>
+                <w:szCs w:val="20"/>
+              </w:rPr>
+              <w:br/>
+              <w:t xml:space="preserve"/>
+            </w:r>
+            <w:r>
+              <w:rPr>
+                <w:rFonts w:ascii="Arial" w:cs="Arial" w:eastAsia="Arial" w:hAnsi="Arial"/>
                 <w:b/>
                 <w:bCs/>
                 <w:i/>
@@ -723,7 +1093,29 @@
                 <w:sz w:val="20"/>
                 <w:szCs w:val="20"/>
               </w:rPr>
-              <w:t xml:space="preserve">    Work through problems from the day's exercise set.</w:t>
+              <w:t xml:space="preserve">    Students complete review exercises and self-assessment.</w:t>
+            </w:r>
+            <w:r>
+              <w:rPr>
+                <w:rFonts w:ascii="Arial" w:cs="Arial" w:eastAsia="Arial" w:hAnsi="Arial"/>
+                <w:sz w:val="20"/>
+                <w:szCs w:val="20"/>
+              </w:rPr>
+              <w:br/>
+              <w:t xml:space="preserve"/>
+            </w:r>
+            <w:r>
+              <w:rPr>
+                <w:rFonts w:ascii="Arial" w:cs="Arial" w:eastAsia="Arial" w:hAnsi="Arial"/>
+                <w:b w:val="false"/>
+                <w:bCs w:val="false"/>
+                <w:i w:val="false"/>
+                <w:iCs w:val="false"/>
+                <w:color w:val="000000"/>
+                <w:sz w:val="20"/>
+                <w:szCs w:val="20"/>
+              </w:rPr>
+              <w:t xml:space="preserve">    Address any gaps identified during the review.</w:t>
             </w:r>
             <w:r>
               <w:rPr>
@@ -891,6 +1283,1454 @@
     <w:p>
       <w:pPr>
         <w:spacing w:after="200"/>
+      </w:pPr>
+    </w:p>
+    <w:p>
+      <w:pPr>
+        <w:pBdr>
+          <w:bottom w:val="single" w:color="2B5797" w:sz="4" w:space="4"/>
+        </w:pBdr>
+        <w:spacing w:after="100" w:before="120"/>
+      </w:pPr>
+      <w:r>
+        <w:rPr>
+          <w:rFonts w:ascii="Arial" w:cs="Arial" w:eastAsia="Arial" w:hAnsi="Arial"/>
+          <w:b/>
+          <w:bCs/>
+          <w:color w:val="2B5797"/>
+          <w:sz w:val="24"/>
+          <w:szCs w:val="24"/>
+        </w:rPr>
+        <w:t xml:space="preserve">Key Concepts</w:t>
+      </w:r>
+    </w:p>
+    <w:p>
+      <w:pPr>
+        <w:spacing w:after="60"/>
+      </w:pPr>
+      <w:r>
+        <w:rPr>
+          <w:rFonts w:ascii="Arial" w:cs="Arial" w:eastAsia="Arial" w:hAnsi="Arial"/>
+          <w:sz w:val="20"/>
+          <w:szCs w:val="20"/>
+        </w:rPr>
+        <w:t xml:space="preserve">Code tracing means following program execution step-by-step:</w:t>
+      </w:r>
+    </w:p>
+    <w:p>
+      <w:pPr>
+        <w:spacing w:after="60"/>
+      </w:pPr>
+      <w:r>
+        <w:rPr>
+          <w:rFonts w:ascii="Arial" w:cs="Arial" w:eastAsia="Arial" w:hAnsi="Arial"/>
+          <w:sz w:val="20"/>
+          <w:szCs w:val="20"/>
+        </w:rPr>
+        <w:t xml:space="preserve">1. Read first line</w:t>
+      </w:r>
+    </w:p>
+    <w:p>
+      <w:pPr>
+        <w:spacing w:after="60"/>
+      </w:pPr>
+      <w:r>
+        <w:rPr>
+          <w:rFonts w:ascii="Arial" w:cs="Arial" w:eastAsia="Arial" w:hAnsi="Arial"/>
+          <w:sz w:val="20"/>
+          <w:szCs w:val="20"/>
+        </w:rPr>
+        <w:t xml:space="preserve">2. Execute it</w:t>
+      </w:r>
+    </w:p>
+    <w:p>
+      <w:pPr>
+        <w:spacing w:after="60"/>
+      </w:pPr>
+      <w:r>
+        <w:rPr>
+          <w:rFonts w:ascii="Arial" w:cs="Arial" w:eastAsia="Arial" w:hAnsi="Arial"/>
+          <w:sz w:val="20"/>
+          <w:szCs w:val="20"/>
+        </w:rPr>
+        <w:t xml:space="preserve">3. Move to next line</w:t>
+      </w:r>
+    </w:p>
+    <w:p>
+      <w:pPr>
+        <w:spacing w:after="60"/>
+      </w:pPr>
+      <w:r>
+        <w:rPr>
+          <w:rFonts w:ascii="Arial" w:cs="Arial" w:eastAsia="Arial" w:hAnsi="Arial"/>
+          <w:sz w:val="20"/>
+          <w:szCs w:val="20"/>
+        </w:rPr>
+        <w:t xml:space="preserve">4. Repeat until end</w:t>
+      </w:r>
+    </w:p>
+    <w:p>
+      <w:pPr>
+        <w:spacing w:after="60"/>
+      </w:pPr>
+      <w:r>
+        <w:rPr>
+          <w:rFonts w:ascii="Arial" w:cs="Arial" w:eastAsia="Arial" w:hAnsi="Arial"/>
+          <w:sz w:val="20"/>
+          <w:szCs w:val="20"/>
+        </w:rPr>
+        <w:t xml:space="preserve">For conditionals:</w:t>
+      </w:r>
+    </w:p>
+    <w:p>
+      <w:pPr>
+        <w:spacing w:after="60"/>
+        <w:ind w:left="360"/>
+      </w:pPr>
+      <w:r>
+        <w:rPr>
+          <w:rFonts w:ascii="Arial" w:cs="Arial" w:eastAsia="Arial" w:hAnsi="Arial"/>
+          <w:sz w:val="20"/>
+          <w:szCs w:val="20"/>
+        </w:rPr>
+        <w:t xml:space="preserve">• </w:t>
+      </w:r>
+      <w:r>
+        <w:rPr>
+          <w:rFonts w:ascii="Arial" w:cs="Arial" w:eastAsia="Arial" w:hAnsi="Arial"/>
+          <w:sz w:val="20"/>
+          <w:szCs w:val="20"/>
+        </w:rPr>
+        <w:t xml:space="preserve">Evaluate condition</w:t>
+      </w:r>
+    </w:p>
+    <w:p>
+      <w:pPr>
+        <w:spacing w:after="60"/>
+        <w:ind w:left="360"/>
+      </w:pPr>
+      <w:r>
+        <w:rPr>
+          <w:rFonts w:ascii="Arial" w:cs="Arial" w:eastAsia="Arial" w:hAnsi="Arial"/>
+          <w:sz w:val="20"/>
+          <w:szCs w:val="20"/>
+        </w:rPr>
+        <w:t xml:space="preserve">• </w:t>
+      </w:r>
+      <w:r>
+        <w:rPr>
+          <w:rFonts w:ascii="Arial" w:cs="Arial" w:eastAsia="Arial" w:hAnsi="Arial"/>
+          <w:sz w:val="20"/>
+          <w:szCs w:val="20"/>
+        </w:rPr>
+        <w:t xml:space="preserve">Execute correct branch</w:t>
+      </w:r>
+    </w:p>
+    <w:p>
+      <w:pPr>
+        <w:spacing w:after="60"/>
+        <w:ind w:left="360"/>
+      </w:pPr>
+      <w:r>
+        <w:rPr>
+          <w:rFonts w:ascii="Arial" w:cs="Arial" w:eastAsia="Arial" w:hAnsi="Arial"/>
+          <w:sz w:val="20"/>
+          <w:szCs w:val="20"/>
+        </w:rPr>
+        <w:t xml:space="preserve">• </w:t>
+      </w:r>
+      <w:r>
+        <w:rPr>
+          <w:rFonts w:ascii="Arial" w:cs="Arial" w:eastAsia="Arial" w:hAnsi="Arial"/>
+          <w:sz w:val="20"/>
+          <w:szCs w:val="20"/>
+        </w:rPr>
+        <w:t xml:space="preserve">Skip all other branches</w:t>
+      </w:r>
+    </w:p>
+    <w:p>
+      <w:pPr>
+        <w:spacing w:after="60"/>
+      </w:pPr>
+      <w:r>
+        <w:rPr>
+          <w:rFonts w:ascii="Arial" w:cs="Arial" w:eastAsia="Arial" w:hAnsi="Arial"/>
+          <w:sz w:val="20"/>
+          <w:szCs w:val="20"/>
+        </w:rPr>
+        <w:t xml:space="preserve">Trace:</w:t>
+      </w:r>
+    </w:p>
+    <w:p>
+      <w:pPr>
+        <w:spacing w:after="60"/>
+      </w:pPr>
+      <w:r>
+        <w:rPr>
+          <w:rFonts w:ascii="Arial" w:cs="Arial" w:eastAsia="Arial" w:hAnsi="Arial"/>
+          <w:sz w:val="20"/>
+          <w:szCs w:val="20"/>
+        </w:rPr>
+        <w:t xml:space="preserve">1. Line 1: Set x to 5</w:t>
+      </w:r>
+    </w:p>
+    <w:p>
+      <w:pPr>
+        <w:spacing w:after="60"/>
+      </w:pPr>
+      <w:r>
+        <w:rPr>
+          <w:rFonts w:ascii="Arial" w:cs="Arial" w:eastAsia="Arial" w:hAnsi="Arial"/>
+          <w:sz w:val="20"/>
+          <w:szCs w:val="20"/>
+        </w:rPr>
+        <w:t xml:space="preserve">2. Line 2: Check if 5 &gt; 3? YES, True</w:t>
+      </w:r>
+    </w:p>
+    <w:p>
+      <w:pPr>
+        <w:spacing w:after="60"/>
+      </w:pPr>
+      <w:r>
+        <w:rPr>
+          <w:rFonts w:ascii="Arial" w:cs="Arial" w:eastAsia="Arial" w:hAnsi="Arial"/>
+          <w:sz w:val="20"/>
+          <w:szCs w:val="20"/>
+        </w:rPr>
+        <w:t xml:space="preserve">3. Line 3: Print "Big"</w:t>
+      </w:r>
+    </w:p>
+    <w:p>
+      <w:pPr>
+        <w:spacing w:after="60"/>
+      </w:pPr>
+      <w:r>
+        <w:rPr>
+          <w:rFonts w:ascii="Arial" w:cs="Arial" w:eastAsia="Arial" w:hAnsi="Arial"/>
+          <w:sz w:val="20"/>
+          <w:szCs w:val="20"/>
+        </w:rPr>
+        <w:t xml:space="preserve">4. Line 5: Print "Done"</w:t>
+      </w:r>
+    </w:p>
+    <w:p>
+      <w:pPr>
+        <w:spacing w:after="60"/>
+      </w:pPr>
+      <w:r>
+        <w:rPr>
+          <w:rFonts w:ascii="Arial" w:cs="Arial" w:eastAsia="Arial" w:hAnsi="Arial"/>
+          <w:sz w:val="20"/>
+          <w:szCs w:val="20"/>
+        </w:rPr>
+        <w:t xml:space="preserve">Output:</w:t>
+      </w:r>
+    </w:p>
+    <w:p>
+      <w:pPr>
+        <w:spacing w:after="60"/>
+      </w:pPr>
+      <w:r>
+        <w:rPr>
+          <w:rFonts w:ascii="Arial" w:cs="Arial" w:eastAsia="Arial" w:hAnsi="Arial"/>
+          <w:sz w:val="20"/>
+          <w:szCs w:val="20"/>
+        </w:rPr>
+        <w:t xml:space="preserve">Trace:</w:t>
+      </w:r>
+    </w:p>
+    <w:p>
+      <w:pPr>
+        <w:spacing w:after="60"/>
+      </w:pPr>
+      <w:r>
+        <w:rPr>
+          <w:rFonts w:ascii="Arial" w:cs="Arial" w:eastAsia="Arial" w:hAnsi="Arial"/>
+          <w:sz w:val="20"/>
+          <w:szCs w:val="20"/>
+        </w:rPr>
+        <w:t xml:space="preserve">1. Line 1: Set score to 85</w:t>
+      </w:r>
+    </w:p>
+    <w:p>
+      <w:pPr>
+        <w:spacing w:after="60"/>
+      </w:pPr>
+      <w:r>
+        <w:rPr>
+          <w:rFonts w:ascii="Arial" w:cs="Arial" w:eastAsia="Arial" w:hAnsi="Arial"/>
+          <w:sz w:val="20"/>
+          <w:szCs w:val="20"/>
+        </w:rPr>
+        <w:t xml:space="preserve">2. Line 2: Check if 85 &gt;= 90? NO, False</w:t>
+      </w:r>
+    </w:p>
+    <w:p>
+      <w:pPr>
+        <w:spacing w:after="60"/>
+      </w:pPr>
+      <w:r>
+        <w:rPr>
+          <w:rFonts w:ascii="Arial" w:cs="Arial" w:eastAsia="Arial" w:hAnsi="Arial"/>
+          <w:sz w:val="20"/>
+          <w:szCs w:val="20"/>
+        </w:rPr>
+        <w:t xml:space="preserve">3. Skip lines 3 (skip if block)</w:t>
+      </w:r>
+    </w:p>
+    <w:p>
+      <w:pPr>
+        <w:spacing w:after="60"/>
+      </w:pPr>
+      <w:r>
+        <w:rPr>
+          <w:rFonts w:ascii="Arial" w:cs="Arial" w:eastAsia="Arial" w:hAnsi="Arial"/>
+          <w:sz w:val="20"/>
+          <w:szCs w:val="20"/>
+        </w:rPr>
+        <w:t xml:space="preserve">4. Line 5: Execute else block, print "Not A"</w:t>
+      </w:r>
+    </w:p>
+    <w:p>
+      <w:pPr>
+        <w:spacing w:after="60"/>
+      </w:pPr>
+      <w:r>
+        <w:rPr>
+          <w:rFonts w:ascii="Arial" w:cs="Arial" w:eastAsia="Arial" w:hAnsi="Arial"/>
+          <w:sz w:val="20"/>
+          <w:szCs w:val="20"/>
+        </w:rPr>
+        <w:t xml:space="preserve">5. Line 6: Print "Finished"</w:t>
+      </w:r>
+    </w:p>
+    <w:p>
+      <w:pPr>
+        <w:spacing w:after="60"/>
+      </w:pPr>
+      <w:r>
+        <w:rPr>
+          <w:rFonts w:ascii="Arial" w:cs="Arial" w:eastAsia="Arial" w:hAnsi="Arial"/>
+          <w:sz w:val="20"/>
+          <w:szCs w:val="20"/>
+        </w:rPr>
+        <w:t xml:space="preserve">Output:</w:t>
+      </w:r>
+    </w:p>
+    <w:p>
+      <w:pPr>
+        <w:spacing w:after="60"/>
+      </w:pPr>
+      <w:r>
+        <w:rPr>
+          <w:rFonts w:ascii="Arial" w:cs="Arial" w:eastAsia="Arial" w:hAnsi="Arial"/>
+          <w:sz w:val="20"/>
+          <w:szCs w:val="20"/>
+        </w:rPr>
+        <w:t xml:space="preserve">Trace:</w:t>
+      </w:r>
+    </w:p>
+    <w:p>
+      <w:pPr>
+        <w:spacing w:after="60"/>
+      </w:pPr>
+      <w:r>
+        <w:rPr>
+          <w:rFonts w:ascii="Arial" w:cs="Arial" w:eastAsia="Arial" w:hAnsi="Arial"/>
+          <w:sz w:val="20"/>
+          <w:szCs w:val="20"/>
+        </w:rPr>
+        <w:t xml:space="preserve">1. Line 1: Set age to 15</w:t>
+      </w:r>
+    </w:p>
+    <w:p>
+      <w:pPr>
+        <w:spacing w:after="60"/>
+      </w:pPr>
+      <w:r>
+        <w:rPr>
+          <w:rFonts w:ascii="Arial" w:cs="Arial" w:eastAsia="Arial" w:hAnsi="Arial"/>
+          <w:sz w:val="20"/>
+          <w:szCs w:val="20"/>
+        </w:rPr>
+        <w:t xml:space="preserve">2. Line 2: Is 15 &lt; 13? NO, False → skip</w:t>
+      </w:r>
+    </w:p>
+    <w:p>
+      <w:pPr>
+        <w:spacing w:after="60"/>
+      </w:pPr>
+      <w:r>
+        <w:rPr>
+          <w:rFonts w:ascii="Arial" w:cs="Arial" w:eastAsia="Arial" w:hAnsi="Arial"/>
+          <w:sz w:val="20"/>
+          <w:szCs w:val="20"/>
+        </w:rPr>
+        <w:t xml:space="preserve">3. Line 4: Is 15 &lt; 18? YES, True → execute!</w:t>
+      </w:r>
+    </w:p>
+    <w:p>
+      <w:pPr>
+        <w:spacing w:after="60"/>
+      </w:pPr>
+      <w:r>
+        <w:rPr>
+          <w:rFonts w:ascii="Arial" w:cs="Arial" w:eastAsia="Arial" w:hAnsi="Arial"/>
+          <w:sz w:val="20"/>
+          <w:szCs w:val="20"/>
+        </w:rPr>
+        <w:t xml:space="preserve">4. Line 5: Print "Teen"</w:t>
+      </w:r>
+    </w:p>
+    <w:p>
+      <w:pPr>
+        <w:spacing w:after="60"/>
+      </w:pPr>
+      <w:r>
+        <w:rPr>
+          <w:rFonts w:ascii="Arial" w:cs="Arial" w:eastAsia="Arial" w:hAnsi="Arial"/>
+          <w:sz w:val="20"/>
+          <w:szCs w:val="20"/>
+        </w:rPr>
+        <w:t xml:space="preserve">5. Skip else block (already matched)</w:t>
+      </w:r>
+    </w:p>
+    <w:p>
+      <w:pPr>
+        <w:spacing w:after="60"/>
+      </w:pPr>
+      <w:r>
+        <w:rPr>
+          <w:rFonts w:ascii="Arial" w:cs="Arial" w:eastAsia="Arial" w:hAnsi="Arial"/>
+          <w:sz w:val="20"/>
+          <w:szCs w:val="20"/>
+        </w:rPr>
+        <w:t xml:space="preserve">Output:</w:t>
+      </w:r>
+    </w:p>
+    <w:p>
+      <w:pPr>
+        <w:spacing w:after="60"/>
+      </w:pPr>
+      <w:r>
+        <w:rPr>
+          <w:rFonts w:ascii="Arial" w:cs="Arial" w:eastAsia="Arial" w:hAnsi="Arial"/>
+          <w:sz w:val="20"/>
+          <w:szCs w:val="20"/>
+        </w:rPr>
+        <w:t xml:space="preserve">Trace:</w:t>
+      </w:r>
+    </w:p>
+    <w:p>
+      <w:pPr>
+        <w:spacing w:after="60"/>
+      </w:pPr>
+      <w:r>
+        <w:rPr>
+          <w:rFonts w:ascii="Arial" w:cs="Arial" w:eastAsia="Arial" w:hAnsi="Arial"/>
+          <w:sz w:val="20"/>
+          <w:szCs w:val="20"/>
+        </w:rPr>
+        <w:t xml:space="preserve">1. Set has_key to True, locked to False</w:t>
+      </w:r>
+    </w:p>
+    <w:p>
+      <w:pPr>
+        <w:spacing w:after="60"/>
+      </w:pPr>
+      <w:r>
+        <w:rPr>
+          <w:rFonts w:ascii="Arial" w:cs="Arial" w:eastAsia="Arial" w:hAnsi="Arial"/>
+          <w:sz w:val="20"/>
+          <w:szCs w:val="20"/>
+        </w:rPr>
+        <w:t xml:space="preserve">2. Is has_key True? YES</w:t>
+      </w:r>
+    </w:p>
+    <w:p>
+      <w:pPr>
+        <w:spacing w:after="60"/>
+      </w:pPr>
+      <w:r>
+        <w:rPr>
+          <w:rFonts w:ascii="Arial" w:cs="Arial" w:eastAsia="Arial" w:hAnsi="Arial"/>
+          <w:sz w:val="20"/>
+          <w:szCs w:val="20"/>
+        </w:rPr>
+        <w:t xml:space="preserve">3. Print "You have key"</w:t>
+      </w:r>
+    </w:p>
+    <w:p>
+      <w:pPr>
+        <w:spacing w:after="60"/>
+      </w:pPr>
+      <w:r>
+        <w:rPr>
+          <w:rFonts w:ascii="Arial" w:cs="Arial" w:eastAsia="Arial" w:hAnsi="Arial"/>
+          <w:sz w:val="20"/>
+          <w:szCs w:val="20"/>
+        </w:rPr>
+        <w:t xml:space="preserve">4. Is locked True? NO, False</w:t>
+      </w:r>
+    </w:p>
+    <w:p>
+      <w:pPr>
+        <w:spacing w:after="60"/>
+      </w:pPr>
+      <w:r>
+        <w:rPr>
+          <w:rFonts w:ascii="Arial" w:cs="Arial" w:eastAsia="Arial" w:hAnsi="Arial"/>
+          <w:sz w:val="20"/>
+          <w:szCs w:val="20"/>
+        </w:rPr>
+        <w:t xml:space="preserve">5. Skip print "Unlock door"</w:t>
+      </w:r>
+    </w:p>
+    <w:p>
+      <w:pPr>
+        <w:spacing w:after="60"/>
+      </w:pPr>
+      <w:r>
+        <w:rPr>
+          <w:rFonts w:ascii="Arial" w:cs="Arial" w:eastAsia="Arial" w:hAnsi="Arial"/>
+          <w:sz w:val="20"/>
+          <w:szCs w:val="20"/>
+        </w:rPr>
+        <w:t xml:space="preserve">6. Print "Enter"</w:t>
+      </w:r>
+    </w:p>
+    <w:p>
+      <w:pPr>
+        <w:spacing w:after="60"/>
+      </w:pPr>
+      <w:r>
+        <w:rPr>
+          <w:rFonts w:ascii="Arial" w:cs="Arial" w:eastAsia="Arial" w:hAnsi="Arial"/>
+          <w:sz w:val="20"/>
+          <w:szCs w:val="20"/>
+        </w:rPr>
+        <w:t xml:space="preserve">Output:</w:t>
+      </w:r>
+    </w:p>
+    <w:p>
+      <w:pPr>
+        <w:spacing w:after="60"/>
+      </w:pPr>
+      <w:r>
+        <w:rPr>
+          <w:rFonts w:ascii="Arial" w:cs="Arial" w:eastAsia="Arial" w:hAnsi="Arial"/>
+          <w:sz w:val="20"/>
+          <w:szCs w:val="20"/>
+        </w:rPr>
+        <w:t xml:space="preserve">Trace:</w:t>
+      </w:r>
+    </w:p>
+    <w:p>
+      <w:pPr>
+        <w:spacing w:after="60"/>
+      </w:pPr>
+      <w:r>
+        <w:rPr>
+          <w:rFonts w:ascii="Arial" w:cs="Arial" w:eastAsia="Arial" w:hAnsi="Arial"/>
+          <w:sz w:val="20"/>
+          <w:szCs w:val="20"/>
+        </w:rPr>
+        <w:t xml:space="preserve">1. Set x=5, y=10</w:t>
+      </w:r>
+    </w:p>
+    <w:p>
+      <w:pPr>
+        <w:spacing w:after="60"/>
+      </w:pPr>
+      <w:r>
+        <w:rPr>
+          <w:rFonts w:ascii="Arial" w:cs="Arial" w:eastAsia="Arial" w:hAnsi="Arial"/>
+          <w:sz w:val="20"/>
+          <w:szCs w:val="20"/>
+        </w:rPr>
+        <w:t xml:space="preserve">2. Evaluate: Is x &gt; 0? YES (True)</w:t>
+      </w:r>
+    </w:p>
+    <w:p>
+      <w:pPr>
+        <w:spacing w:after="60"/>
+      </w:pPr>
+      <w:r>
+        <w:rPr>
+          <w:rFonts w:ascii="Arial" w:cs="Arial" w:eastAsia="Arial" w:hAnsi="Arial"/>
+          <w:sz w:val="20"/>
+          <w:szCs w:val="20"/>
+        </w:rPr>
+        <w:t xml:space="preserve">3. AND: Check second: Is y &gt; 5? YES (True)</w:t>
+      </w:r>
+    </w:p>
+    <w:p>
+      <w:pPr>
+        <w:spacing w:after="60"/>
+      </w:pPr>
+      <w:r>
+        <w:rPr>
+          <w:rFonts w:ascii="Arial" w:cs="Arial" w:eastAsia="Arial" w:hAnsi="Arial"/>
+          <w:sz w:val="20"/>
+          <w:szCs w:val="20"/>
+        </w:rPr>
+        <w:t xml:space="preserve">4. True and True = True</w:t>
+      </w:r>
+    </w:p>
+    <w:p>
+      <w:pPr>
+        <w:spacing w:after="60"/>
+      </w:pPr>
+      <w:r>
+        <w:rPr>
+          <w:rFonts w:ascii="Arial" w:cs="Arial" w:eastAsia="Arial" w:hAnsi="Arial"/>
+          <w:sz w:val="20"/>
+          <w:szCs w:val="20"/>
+        </w:rPr>
+        <w:t xml:space="preserve">5. Print "Both true"</w:t>
+      </w:r>
+    </w:p>
+    <w:p>
+      <w:pPr>
+        <w:spacing w:after="60"/>
+      </w:pPr>
+      <w:r>
+        <w:rPr>
+          <w:rFonts w:ascii="Arial" w:cs="Arial" w:eastAsia="Arial" w:hAnsi="Arial"/>
+          <w:sz w:val="20"/>
+          <w:szCs w:val="20"/>
+        </w:rPr>
+        <w:t xml:space="preserve">Output:</w:t>
+      </w:r>
+    </w:p>
+    <w:p>
+      <w:pPr>
+        <w:spacing w:after="60"/>
+      </w:pPr>
+      <w:r>
+        <w:rPr>
+          <w:rFonts w:ascii="Arial" w:cs="Arial" w:eastAsia="Arial" w:hAnsi="Arial"/>
+          <w:sz w:val="20"/>
+          <w:szCs w:val="20"/>
+        </w:rPr>
+        <w:t xml:space="preserve">Trace:</w:t>
+      </w:r>
+    </w:p>
+    <w:p>
+      <w:pPr>
+        <w:spacing w:after="60"/>
+      </w:pPr>
+      <w:r>
+        <w:rPr>
+          <w:rFonts w:ascii="Arial" w:cs="Arial" w:eastAsia="Arial" w:hAnsi="Arial"/>
+          <w:sz w:val="20"/>
+          <w:szCs w:val="20"/>
+        </w:rPr>
+        <w:t xml:space="preserve">1. Set score to 75</w:t>
+      </w:r>
+    </w:p>
+    <w:p>
+      <w:pPr>
+        <w:spacing w:after="60"/>
+      </w:pPr>
+      <w:r>
+        <w:rPr>
+          <w:rFonts w:ascii="Arial" w:cs="Arial" w:eastAsia="Arial" w:hAnsi="Arial"/>
+          <w:sz w:val="20"/>
+          <w:szCs w:val="20"/>
+        </w:rPr>
+        <w:t xml:space="preserve">2. Is 70 &lt;= 75 &lt; 80? YES, True</w:t>
+      </w:r>
+    </w:p>
+    <w:p>
+      <w:pPr>
+        <w:spacing w:after="60"/>
+      </w:pPr>
+      <w:r>
+        <w:rPr>
+          <w:rFonts w:ascii="Arial" w:cs="Arial" w:eastAsia="Arial" w:hAnsi="Arial"/>
+          <w:sz w:val="20"/>
+          <w:szCs w:val="20"/>
+        </w:rPr>
+        <w:t xml:space="preserve">3. Print "C"</w:t>
+      </w:r>
+    </w:p>
+    <w:p>
+      <w:pPr>
+        <w:spacing w:after="60"/>
+      </w:pPr>
+      <w:r>
+        <w:rPr>
+          <w:rFonts w:ascii="Arial" w:cs="Arial" w:eastAsia="Arial" w:hAnsi="Arial"/>
+          <w:sz w:val="20"/>
+          <w:szCs w:val="20"/>
+        </w:rPr>
+        <w:t xml:space="preserve">4. Skip elif and else</w:t>
+      </w:r>
+    </w:p>
+    <w:p>
+      <w:pPr>
+        <w:spacing w:after="60"/>
+      </w:pPr>
+      <w:r>
+        <w:rPr>
+          <w:rFonts w:ascii="Arial" w:cs="Arial" w:eastAsia="Arial" w:hAnsi="Arial"/>
+          <w:sz w:val="20"/>
+          <w:szCs w:val="20"/>
+        </w:rPr>
+        <w:t xml:space="preserve">Output:</w:t>
+      </w:r>
+    </w:p>
+    <w:p>
+      <w:pPr>
+        <w:spacing w:after="60"/>
+      </w:pPr>
+      <w:r>
+        <w:rPr>
+          <w:rFonts w:ascii="Arial" w:cs="Arial" w:eastAsia="Arial" w:hAnsi="Arial"/>
+          <w:sz w:val="20"/>
+          <w:szCs w:val="20"/>
+        </w:rPr>
+        <w:t xml:space="preserve">What prints? (Hint: 10 % 2 = 0)</w:t>
+      </w:r>
+    </w:p>
+    <w:p>
+      <w:pPr>
+        <w:spacing w:after="60"/>
+        <w:ind w:left="360"/>
+      </w:pPr>
+      <w:r>
+        <w:rPr>
+          <w:rFonts w:ascii="Arial" w:cs="Arial" w:eastAsia="Arial" w:hAnsi="Arial"/>
+          <w:sz w:val="20"/>
+          <w:szCs w:val="20"/>
+        </w:rPr>
+        <w:t xml:space="preserve">• </w:t>
+      </w:r>
+      <w:r>
+        <w:rPr>
+          <w:rFonts w:ascii="Arial" w:cs="Arial" w:eastAsia="Arial" w:hAnsi="Arial"/>
+          <w:sz w:val="20"/>
+          <w:szCs w:val="20"/>
+        </w:rPr>
+        <w:t xml:space="preserve">Answer: Even</w:t>
+      </w:r>
+    </w:p>
+    <w:p>
+      <w:pPr>
+        <w:spacing w:after="60"/>
+      </w:pPr>
+      <w:r>
+        <w:rPr>
+          <w:rFonts w:ascii="Arial" w:cs="Arial" w:eastAsia="Arial" w:hAnsi="Arial"/>
+          <w:sz w:val="20"/>
+          <w:szCs w:val="20"/>
+        </w:rPr>
+        <w:t xml:space="preserve">What prints?</w:t>
+      </w:r>
+    </w:p>
+    <w:p>
+      <w:pPr>
+        <w:spacing w:after="60"/>
+        <w:ind w:left="360"/>
+      </w:pPr>
+      <w:r>
+        <w:rPr>
+          <w:rFonts w:ascii="Arial" w:cs="Arial" w:eastAsia="Arial" w:hAnsi="Arial"/>
+          <w:sz w:val="20"/>
+          <w:szCs w:val="20"/>
+        </w:rPr>
+        <w:t xml:space="preserve">• </w:t>
+      </w:r>
+      <w:r>
+        <w:rPr>
+          <w:rFonts w:ascii="Arial" w:cs="Arial" w:eastAsia="Arial" w:hAnsi="Arial"/>
+          <w:sz w:val="20"/>
+          <w:szCs w:val="20"/>
+        </w:rPr>
+        <w:t xml:space="preserve">Answer: Y bigger</w:t>
+      </w:r>
+    </w:p>
+    <w:p>
+      <w:pPr>
+        <w:spacing w:after="60"/>
+      </w:pPr>
+      <w:r>
+        <w:rPr>
+          <w:rFonts w:ascii="Arial" w:cs="Arial" w:eastAsia="Arial" w:hAnsi="Arial"/>
+          <w:sz w:val="20"/>
+          <w:szCs w:val="20"/>
+        </w:rPr>
+        <w:t xml:space="preserve">What prints? (Hint: case matters!)</w:t>
+      </w:r>
+    </w:p>
+    <w:p>
+      <w:pPr>
+        <w:spacing w:after="60"/>
+        <w:ind w:left="360"/>
+      </w:pPr>
+      <w:r>
+        <w:rPr>
+          <w:rFonts w:ascii="Arial" w:cs="Arial" w:eastAsia="Arial" w:hAnsi="Arial"/>
+          <w:sz w:val="20"/>
+          <w:szCs w:val="20"/>
+        </w:rPr>
+        <w:t xml:space="preserve">• </w:t>
+      </w:r>
+      <w:r>
+        <w:rPr>
+          <w:rFonts w:ascii="Arial" w:cs="Arial" w:eastAsia="Arial" w:hAnsi="Arial"/>
+          <w:sz w:val="20"/>
+          <w:szCs w:val="20"/>
+        </w:rPr>
+        <w:t xml:space="preserve">Answer: Not Alice</w:t>
+      </w:r>
+    </w:p>
+    <w:p>
+      <w:pPr>
+        <w:spacing w:after="60"/>
+      </w:pPr>
+      <w:r>
+        <w:rPr>
+          <w:rFonts w:ascii="Arial" w:cs="Arial" w:eastAsia="Arial" w:hAnsi="Arial"/>
+          <w:sz w:val="20"/>
+          <w:szCs w:val="20"/>
+        </w:rPr>
+        <w:t xml:space="preserve">What prints?</w:t>
+      </w:r>
+    </w:p>
+    <w:p>
+      <w:pPr>
+        <w:spacing w:after="60"/>
+        <w:ind w:left="360"/>
+      </w:pPr>
+      <w:r>
+        <w:rPr>
+          <w:rFonts w:ascii="Arial" w:cs="Arial" w:eastAsia="Arial" w:hAnsi="Arial"/>
+          <w:sz w:val="20"/>
+          <w:szCs w:val="20"/>
+        </w:rPr>
+        <w:t xml:space="preserve">• </w:t>
+      </w:r>
+      <w:r>
+        <w:rPr>
+          <w:rFonts w:ascii="Arial" w:cs="Arial" w:eastAsia="Arial" w:hAnsi="Arial"/>
+          <w:sz w:val="20"/>
+          <w:szCs w:val="20"/>
+        </w:rPr>
+        <w:t xml:space="preserve">Answer: Adult (65 check is not printed)</w:t>
+      </w:r>
+    </w:p>
+    <w:p>
+      <w:pPr>
+        <w:spacing w:after="60"/>
+      </w:pPr>
+      <w:r>
+        <w:rPr>
+          <w:rFonts w:ascii="Arial" w:cs="Arial" w:eastAsia="Arial" w:hAnsi="Arial"/>
+          <w:sz w:val="20"/>
+          <w:szCs w:val="20"/>
+        </w:rPr>
+        <w:t xml:space="preserve">What prints?</w:t>
+      </w:r>
+    </w:p>
+    <w:p>
+      <w:pPr>
+        <w:spacing w:after="60"/>
+        <w:ind w:left="360"/>
+      </w:pPr>
+      <w:r>
+        <w:rPr>
+          <w:rFonts w:ascii="Arial" w:cs="Arial" w:eastAsia="Arial" w:hAnsi="Arial"/>
+          <w:sz w:val="20"/>
+          <w:szCs w:val="20"/>
+        </w:rPr>
+        <w:t xml:space="preserve">• </w:t>
+      </w:r>
+      <w:r>
+        <w:rPr>
+          <w:rFonts w:ascii="Arial" w:cs="Arial" w:eastAsia="Arial" w:hAnsi="Arial"/>
+          <w:sz w:val="20"/>
+          <w:szCs w:val="20"/>
+        </w:rPr>
+        <w:t xml:space="preserve">Answer: B</w:t>
+      </w:r>
+    </w:p>
+    <w:p>
+      <w:pPr>
+        <w:spacing w:after="60"/>
+      </w:pPr>
+      <w:r>
+        <w:rPr>
+          <w:rFonts w:ascii="Arial" w:cs="Arial" w:eastAsia="Arial" w:hAnsi="Arial"/>
+          <w:sz w:val="20"/>
+          <w:szCs w:val="20"/>
+        </w:rPr>
+        <w:t xml:space="preserve">What prints? (Trace step-by-step)</w:t>
+      </w:r>
+    </w:p>
+    <w:p>
+      <w:pPr>
+        <w:spacing w:after="60"/>
+        <w:ind w:left="360"/>
+      </w:pPr>
+      <w:r>
+        <w:rPr>
+          <w:rFonts w:ascii="Arial" w:cs="Arial" w:eastAsia="Arial" w:hAnsi="Arial"/>
+          <w:sz w:val="20"/>
+          <w:szCs w:val="20"/>
+        </w:rPr>
+        <w:t xml:space="preserve">• </w:t>
+      </w:r>
+      <w:r>
+        <w:rPr>
+          <w:rFonts w:ascii="Arial" w:cs="Arial" w:eastAsia="Arial" w:hAnsi="Arial"/>
+          <w:sz w:val="20"/>
+          <w:szCs w:val="20"/>
+        </w:rPr>
+        <w:t xml:space="preserve">x &gt; y: 5 &gt; 10? NO</w:t>
+      </w:r>
+    </w:p>
+    <w:p>
+      <w:pPr>
+        <w:spacing w:after="60"/>
+        <w:ind w:left="360"/>
+      </w:pPr>
+      <w:r>
+        <w:rPr>
+          <w:rFonts w:ascii="Arial" w:cs="Arial" w:eastAsia="Arial" w:hAnsi="Arial"/>
+          <w:sz w:val="20"/>
+          <w:szCs w:val="20"/>
+        </w:rPr>
+        <w:t xml:space="preserve">• </w:t>
+      </w:r>
+      <w:r>
+        <w:rPr>
+          <w:rFonts w:ascii="Arial" w:cs="Arial" w:eastAsia="Arial" w:hAnsi="Arial"/>
+          <w:sz w:val="20"/>
+          <w:szCs w:val="20"/>
+        </w:rPr>
+        <w:t xml:space="preserve">x &gt; z or y &gt; x: (5 &gt; 3) or (10 &gt; 5) = True or True = True</w:t>
+      </w:r>
+    </w:p>
+    <w:p>
+      <w:pPr>
+        <w:spacing w:after="60"/>
+        <w:ind w:left="360"/>
+      </w:pPr>
+      <w:r>
+        <w:rPr>
+          <w:rFonts w:ascii="Arial" w:cs="Arial" w:eastAsia="Arial" w:hAnsi="Arial"/>
+          <w:sz w:val="20"/>
+          <w:szCs w:val="20"/>
+        </w:rPr>
+        <w:t xml:space="preserve">• </w:t>
+      </w:r>
+      <w:r>
+        <w:rPr>
+          <w:rFonts w:ascii="Arial" w:cs="Arial" w:eastAsia="Arial" w:hAnsi="Arial"/>
+          <w:sz w:val="20"/>
+          <w:szCs w:val="20"/>
+        </w:rPr>
+        <w:t xml:space="preserve">Answer: 2</w:t>
+      </w:r>
+    </w:p>
+    <w:p>
+      <w:pPr>
+        <w:spacing w:after="60"/>
+      </w:pPr>
+      <w:r>
+        <w:rPr>
+          <w:rFonts w:ascii="Arial" w:cs="Arial" w:eastAsia="Arial" w:hAnsi="Arial"/>
+          <w:sz w:val="20"/>
+          <w:szCs w:val="20"/>
+        </w:rPr>
+        <w:t xml:space="preserve">5-Step Tracing Process:</w:t>
+      </w:r>
+    </w:p>
+    <w:p>
+      <w:pPr>
+        <w:spacing w:after="60"/>
+      </w:pPr>
+      <w:r>
+        <w:rPr>
+          <w:rFonts w:ascii="Arial" w:cs="Arial" w:eastAsia="Arial" w:hAnsi="Arial"/>
+          <w:sz w:val="20"/>
+          <w:szCs w:val="20"/>
+        </w:rPr>
+        <w:t xml:space="preserve">1. Set up: Write current values of all variables</w:t>
+      </w:r>
+    </w:p>
+    <w:p>
+      <w:pPr>
+        <w:spacing w:after="60"/>
+      </w:pPr>
+      <w:r>
+        <w:rPr>
+          <w:rFonts w:ascii="Arial" w:cs="Arial" w:eastAsia="Arial" w:hAnsi="Arial"/>
+          <w:sz w:val="20"/>
+          <w:szCs w:val="20"/>
+        </w:rPr>
+        <w:t xml:space="preserve">2. Evaluate condition: Write out each part</w:t>
+      </w:r>
+    </w:p>
+    <w:p>
+      <w:pPr>
+        <w:spacing w:after="60"/>
+      </w:pPr>
+      <w:r>
+        <w:rPr>
+          <w:rFonts w:ascii="Arial" w:cs="Arial" w:eastAsia="Arial" w:hAnsi="Arial"/>
+          <w:sz w:val="20"/>
+          <w:szCs w:val="20"/>
+        </w:rPr>
+        <w:t xml:space="preserve">3. Determine True/False: State the result</w:t>
+      </w:r>
+    </w:p>
+    <w:p>
+      <w:pPr>
+        <w:spacing w:after="60"/>
+      </w:pPr>
+      <w:r>
+        <w:rPr>
+          <w:rFonts w:ascii="Arial" w:cs="Arial" w:eastAsia="Arial" w:hAnsi="Arial"/>
+          <w:sz w:val="20"/>
+          <w:szCs w:val="20"/>
+        </w:rPr>
+        <w:t xml:space="preserve">4. Execute branch: Write what code runs</w:t>
+      </w:r>
+    </w:p>
+    <w:p>
+      <w:pPr>
+        <w:spacing w:after="60"/>
+      </w:pPr>
+      <w:r>
+        <w:rPr>
+          <w:rFonts w:ascii="Arial" w:cs="Arial" w:eastAsia="Arial" w:hAnsi="Arial"/>
+          <w:sz w:val="20"/>
+          <w:szCs w:val="20"/>
+        </w:rPr>
+        <w:t xml:space="preserve">5. Next statement: Move to next non-skipped line</w:t>
+      </w:r>
+    </w:p>
+    <w:p>
+      <w:pPr>
+        <w:spacing w:after="60"/>
+      </w:pPr>
+      <w:r>
+        <w:rPr>
+          <w:rFonts w:ascii="Arial" w:cs="Arial" w:eastAsia="Arial" w:hAnsi="Arial"/>
+          <w:sz w:val="20"/>
+          <w:szCs w:val="20"/>
+        </w:rPr>
+        <w:t xml:space="preserve">Mistake 1: Skipping evaluation steps</w:t>
+      </w:r>
+    </w:p>
+    <w:p>
+      <w:pPr>
+        <w:spacing w:after="60"/>
+        <w:ind w:left="360"/>
+      </w:pPr>
+      <w:r>
+        <w:rPr>
+          <w:rFonts w:ascii="Arial" w:cs="Arial" w:eastAsia="Arial" w:hAnsi="Arial"/>
+          <w:sz w:val="20"/>
+          <w:szCs w:val="20"/>
+        </w:rPr>
+        <w:t xml:space="preserve">• </w:t>
+      </w:r>
+      <w:r>
+        <w:rPr>
+          <w:rFonts w:ascii="Arial" w:cs="Arial" w:eastAsia="Arial" w:hAnsi="Arial"/>
+          <w:sz w:val="20"/>
+          <w:szCs w:val="20"/>
+        </w:rPr>
+        <w:t xml:space="preserve">Write out: Is 5 &gt; 3? YES</w:t>
+      </w:r>
+    </w:p>
+    <w:p>
+      <w:pPr>
+        <w:spacing w:after="60"/>
+        <w:ind w:left="360"/>
+      </w:pPr>
+      <w:r>
+        <w:rPr>
+          <w:rFonts w:ascii="Arial" w:cs="Arial" w:eastAsia="Arial" w:hAnsi="Arial"/>
+          <w:sz w:val="20"/>
+          <w:szCs w:val="20"/>
+        </w:rPr>
+        <w:t xml:space="preserve">• </w:t>
+      </w:r>
+      <w:r>
+        <w:rPr>
+          <w:rFonts w:ascii="Arial" w:cs="Arial" w:eastAsia="Arial" w:hAnsi="Arial"/>
+          <w:sz w:val="20"/>
+          <w:szCs w:val="20"/>
+        </w:rPr>
+        <w:t xml:space="preserve">Don't just assume</w:t>
+      </w:r>
+    </w:p>
+    <w:p>
+      <w:pPr>
+        <w:spacing w:after="60"/>
+      </w:pPr>
+      <w:r>
+        <w:rPr>
+          <w:rFonts w:ascii="Arial" w:cs="Arial" w:eastAsia="Arial" w:hAnsi="Arial"/>
+          <w:sz w:val="20"/>
+          <w:szCs w:val="20"/>
+        </w:rPr>
+        <w:t xml:space="preserve">Mistake 2: Executing wrong branch</w:t>
+      </w:r>
+    </w:p>
+    <w:p>
+      <w:pPr>
+        <w:spacing w:after="60"/>
+        <w:ind w:left="360"/>
+      </w:pPr>
+      <w:r>
+        <w:rPr>
+          <w:rFonts w:ascii="Arial" w:cs="Arial" w:eastAsia="Arial" w:hAnsi="Arial"/>
+          <w:sz w:val="20"/>
+          <w:szCs w:val="20"/>
+        </w:rPr>
+        <w:t xml:space="preserve">• </w:t>
+      </w:r>
+      <w:r>
+        <w:rPr>
+          <w:rFonts w:ascii="Arial" w:cs="Arial" w:eastAsia="Arial" w:hAnsi="Arial"/>
+          <w:sz w:val="20"/>
+          <w:szCs w:val="20"/>
+        </w:rPr>
+        <w:t xml:space="preserve">If condition is False, skip if block, check elif</w:t>
+      </w:r>
+    </w:p>
+    <w:p>
+      <w:pPr>
+        <w:spacing w:after="60"/>
+        <w:ind w:left="360"/>
+      </w:pPr>
+      <w:r>
+        <w:rPr>
+          <w:rFonts w:ascii="Arial" w:cs="Arial" w:eastAsia="Arial" w:hAnsi="Arial"/>
+          <w:sz w:val="20"/>
+          <w:szCs w:val="20"/>
+        </w:rPr>
+        <w:t xml:space="preserve">• </w:t>
+      </w:r>
+      <w:r>
+        <w:rPr>
+          <w:rFonts w:ascii="Arial" w:cs="Arial" w:eastAsia="Arial" w:hAnsi="Arial"/>
+          <w:sz w:val="20"/>
+          <w:szCs w:val="20"/>
+        </w:rPr>
+        <w:t xml:space="preserve">Don't execute both</w:t>
+      </w:r>
+    </w:p>
+    <w:p>
+      <w:pPr>
+        <w:spacing w:after="60"/>
+      </w:pPr>
+      <w:r>
+        <w:rPr>
+          <w:rFonts w:ascii="Arial" w:cs="Arial" w:eastAsia="Arial" w:hAnsi="Arial"/>
+          <w:sz w:val="20"/>
+          <w:szCs w:val="20"/>
+        </w:rPr>
+        <w:t xml:space="preserve">Mistake 3: Forgetting that elif stops checking</w:t>
+      </w:r>
+    </w:p>
+    <w:p>
+      <w:pPr>
+        <w:spacing w:after="60"/>
+        <w:ind w:left="360"/>
+      </w:pPr>
+      <w:r>
+        <w:rPr>
+          <w:rFonts w:ascii="Arial" w:cs="Arial" w:eastAsia="Arial" w:hAnsi="Arial"/>
+          <w:sz w:val="20"/>
+          <w:szCs w:val="20"/>
+        </w:rPr>
+        <w:t xml:space="preserve">• </w:t>
+      </w:r>
+      <w:r>
+        <w:rPr>
+          <w:rFonts w:ascii="Arial" w:cs="Arial" w:eastAsia="Arial" w:hAnsi="Arial"/>
+          <w:sz w:val="20"/>
+          <w:szCs w:val="20"/>
+        </w:rPr>
+        <w:t xml:space="preserve">Once elif is True, skip remaining elifs</w:t>
+      </w:r>
+    </w:p>
+    <w:p>
+      <w:pPr>
+        <w:spacing w:after="60"/>
+        <w:ind w:left="360"/>
+      </w:pPr>
+      <w:r>
+        <w:rPr>
+          <w:rFonts w:ascii="Arial" w:cs="Arial" w:eastAsia="Arial" w:hAnsi="Arial"/>
+          <w:sz w:val="20"/>
+          <w:szCs w:val="20"/>
+        </w:rPr>
+        <w:t xml:space="preserve">• </w:t>
+      </w:r>
+      <w:r>
+        <w:rPr>
+          <w:rFonts w:ascii="Arial" w:cs="Arial" w:eastAsia="Arial" w:hAnsi="Arial"/>
+          <w:sz w:val="20"/>
+          <w:szCs w:val="20"/>
+        </w:rPr>
+        <w:t xml:space="preserve">Don't check them all</w:t>
+      </w:r>
+    </w:p>
+    <w:p>
+      <w:pPr>
+        <w:spacing w:after="60"/>
+      </w:pPr>
+      <w:r>
+        <w:rPr>
+          <w:rFonts w:ascii="Arial" w:cs="Arial" w:eastAsia="Arial" w:hAnsi="Arial"/>
+          <w:sz w:val="20"/>
+          <w:szCs w:val="20"/>
+        </w:rPr>
+        <w:t xml:space="preserve">Mistake 4: Forgetting variable changes</w:t>
+      </w:r>
+    </w:p>
+    <w:p>
+      <w:pPr>
+        <w:spacing w:after="60"/>
+        <w:ind w:left="360"/>
+      </w:pPr>
+      <w:r>
+        <w:rPr>
+          <w:rFonts w:ascii="Arial" w:cs="Arial" w:eastAsia="Arial" w:hAnsi="Arial"/>
+          <w:sz w:val="20"/>
+          <w:szCs w:val="20"/>
+        </w:rPr>
+        <w:t xml:space="preserve">• </w:t>
+      </w:r>
+      <w:r>
+        <w:rPr>
+          <w:rFonts w:ascii="Arial" w:cs="Arial" w:eastAsia="Arial" w:hAnsi="Arial"/>
+          <w:sz w:val="20"/>
+          <w:szCs w:val="20"/>
+        </w:rPr>
+        <w:t xml:space="preserve">If x = 10 in if block, x is now 10</w:t>
+      </w:r>
+    </w:p>
+    <w:p>
+      <w:pPr>
+        <w:spacing w:after="60"/>
+        <w:ind w:left="360"/>
+      </w:pPr>
+      <w:r>
+        <w:rPr>
+          <w:rFonts w:ascii="Arial" w:cs="Arial" w:eastAsia="Arial" w:hAnsi="Arial"/>
+          <w:sz w:val="20"/>
+          <w:szCs w:val="20"/>
+        </w:rPr>
+        <w:t xml:space="preserve">• </w:t>
+      </w:r>
+      <w:r>
+        <w:rPr>
+          <w:rFonts w:ascii="Arial" w:cs="Arial" w:eastAsia="Arial" w:hAnsi="Arial"/>
+          <w:sz w:val="20"/>
+          <w:szCs w:val="20"/>
+        </w:rPr>
+        <w:t xml:space="preserve">Remember updated values</w:t>
+      </w:r>
+    </w:p>
+    <w:p>
+      <w:pPr>
+        <w:spacing w:after="60"/>
+      </w:pPr>
+      <w:r>
+        <w:rPr>
+          <w:rFonts w:ascii="Arial" w:cs="Arial" w:eastAsia="Arial" w:hAnsi="Arial"/>
+          <w:sz w:val="20"/>
+          <w:szCs w:val="20"/>
+        </w:rPr>
+        <w:t xml:space="preserve">Mistake 5: Incorrect operator precedence</w:t>
+      </w:r>
+    </w:p>
+    <w:p>
+      <w:pPr>
+        <w:spacing w:after="60"/>
+        <w:ind w:left="360"/>
+      </w:pPr>
+      <w:r>
+        <w:rPr>
+          <w:rFonts w:ascii="Arial" w:cs="Arial" w:eastAsia="Arial" w:hAnsi="Arial"/>
+          <w:sz w:val="20"/>
+          <w:szCs w:val="20"/>
+        </w:rPr>
+        <w:t xml:space="preserve">• </w:t>
+      </w:r>
+      <w:r>
+        <w:rPr>
+          <w:rFonts w:ascii="Arial" w:cs="Arial" w:eastAsia="Arial" w:hAnsi="Arial"/>
+          <w:sz w:val="20"/>
+          <w:szCs w:val="20"/>
+        </w:rPr>
+        <w:t xml:space="preserve">Evaluate from left to right (usually)</w:t>
+      </w:r>
+    </w:p>
+    <w:p>
+      <w:pPr>
+        <w:spacing w:after="60"/>
+        <w:ind w:left="360"/>
+      </w:pPr>
+      <w:r>
+        <w:rPr>
+          <w:rFonts w:ascii="Arial" w:cs="Arial" w:eastAsia="Arial" w:hAnsi="Arial"/>
+          <w:sz w:val="20"/>
+          <w:szCs w:val="20"/>
+        </w:rPr>
+        <w:t xml:space="preserve">• </w:t>
+      </w:r>
+      <w:r>
+        <w:rPr>
+          <w:rFonts w:ascii="Arial" w:cs="Arial" w:eastAsia="Arial" w:hAnsi="Arial"/>
+          <w:sz w:val="20"/>
+          <w:szCs w:val="20"/>
+        </w:rPr>
+        <w:t xml:space="preserve">Remember: and before or</w:t>
+      </w:r>
+    </w:p>
+    <w:p>
+      <w:pPr>
+        <w:spacing w:after="60"/>
+      </w:pPr>
+      <w:r>
+        <w:rPr>
+          <w:rFonts w:ascii="Arial" w:cs="Arial" w:eastAsia="Arial" w:hAnsi="Arial"/>
+          <w:sz w:val="20"/>
+          <w:szCs w:val="20"/>
+        </w:rPr>
+        <w:t xml:space="preserve">Trace:</w:t>
+      </w:r>
+    </w:p>
+    <w:p>
+      <w:pPr>
+        <w:spacing w:after="60"/>
+      </w:pPr>
+      <w:r>
+        <w:rPr>
+          <w:rFonts w:ascii="Arial" w:cs="Arial" w:eastAsia="Arial" w:hAnsi="Arial"/>
+          <w:sz w:val="20"/>
+          <w:szCs w:val="20"/>
+        </w:rPr>
+        <w:t xml:space="preserve">1. items = 5, price = 10</w:t>
+      </w:r>
+    </w:p>
+    <w:p>
+      <w:pPr>
+        <w:spacing w:after="60"/>
+      </w:pPr>
+      <w:r>
+        <w:rPr>
+          <w:rFonts w:ascii="Arial" w:cs="Arial" w:eastAsia="Arial" w:hAnsi="Arial"/>
+          <w:sz w:val="20"/>
+          <w:szCs w:val="20"/>
+        </w:rPr>
+        <w:t xml:space="preserve">2. Check: items &gt; 0? YES and price &lt; 15? YES → True and True = True</w:t>
+      </w:r>
+    </w:p>
+    <w:p>
+      <w:pPr>
+        <w:spacing w:after="60"/>
+      </w:pPr>
+      <w:r>
+        <w:rPr>
+          <w:rFonts w:ascii="Arial" w:cs="Arial" w:eastAsia="Arial" w:hAnsi="Arial"/>
+          <w:sz w:val="20"/>
+          <w:szCs w:val="20"/>
+        </w:rPr>
+        <w:t xml:space="preserve">3. total = 5 * 10 = 50</w:t>
+      </w:r>
+    </w:p>
+    <w:p>
+      <w:pPr>
+        <w:spacing w:after="60"/>
+      </w:pPr>
+      <w:r>
+        <w:rPr>
+          <w:rFonts w:ascii="Arial" w:cs="Arial" w:eastAsia="Arial" w:hAnsi="Arial"/>
+          <w:sz w:val="20"/>
+          <w:szCs w:val="20"/>
+        </w:rPr>
+        <w:t xml:space="preserve">4. Check: total &gt; 30? 50 &gt; 30? YES, True</w:t>
+      </w:r>
+    </w:p>
+    <w:p>
+      <w:pPr>
+        <w:spacing w:after="60"/>
+      </w:pPr>
+      <w:r>
+        <w:rPr>
+          <w:rFonts w:ascii="Arial" w:cs="Arial" w:eastAsia="Arial" w:hAnsi="Arial"/>
+          <w:sz w:val="20"/>
+          <w:szCs w:val="20"/>
+        </w:rPr>
+        <w:t xml:space="preserve">5. Print "Total: 50"</w:t>
+      </w:r>
+    </w:p>
+    <w:p>
+      <w:pPr>
+        <w:spacing w:after="60"/>
+      </w:pPr>
+      <w:r>
+        <w:rPr>
+          <w:rFonts w:ascii="Arial" w:cs="Arial" w:eastAsia="Arial" w:hAnsi="Arial"/>
+          <w:sz w:val="20"/>
+          <w:szCs w:val="20"/>
+        </w:rPr>
+        <w:t xml:space="preserve">6. Check: total &lt; 75? 50 &lt; 75? YES, True</w:t>
+      </w:r>
+    </w:p>
+    <w:p>
+      <w:pPr>
+        <w:spacing w:after="60"/>
+      </w:pPr>
+      <w:r>
+        <w:rPr>
+          <w:rFonts w:ascii="Arial" w:cs="Arial" w:eastAsia="Arial" w:hAnsi="Arial"/>
+          <w:sz w:val="20"/>
+          <w:szCs w:val="20"/>
+        </w:rPr>
+        <w:t xml:space="preserve">7. Print "Under budget"</w:t>
+      </w:r>
+    </w:p>
+    <w:p>
+      <w:pPr>
+        <w:spacing w:after="60"/>
+      </w:pPr>
+      <w:r>
+        <w:rPr>
+          <w:rFonts w:ascii="Arial" w:cs="Arial" w:eastAsia="Arial" w:hAnsi="Arial"/>
+          <w:sz w:val="20"/>
+          <w:szCs w:val="20"/>
+        </w:rPr>
+        <w:t xml:space="preserve">Output:</w:t>
+      </w:r>
+    </w:p>
+    <w:p>
+      <w:pPr>
+        <w:spacing w:after="60"/>
+      </w:pPr>
+      <w:r>
+        <w:rPr>
+          <w:rFonts w:ascii="Arial" w:cs="Arial" w:eastAsia="Arial" w:hAnsi="Arial"/>
+          <w:sz w:val="20"/>
+          <w:szCs w:val="20"/>
+        </w:rPr>
+        <w:t xml:space="preserve">Tracing is the best way to understand conditional logic. Practice tracing code before running it—it builds mental models!</w:t>
+      </w:r>
+    </w:p>
+    <w:p>
+      <w:pPr>
+        <w:spacing w:after="160"/>
       </w:pPr>
     </w:p>
     <w:p>
